--- a/评审意见/评审意见.docx
+++ b/评审意见/评审意见.docx
@@ -15,13 +15,15 @@
         <w:jc w:val="left"/>
         <w:rPr>
           <w:rFonts w:ascii="方正仿宋_GBK" w:eastAsia="方正仿宋_GBK" w:hAnsi="楷体" w:hint="eastAsia"/>
-          <w:sz w:val="22"/>
-          <w:szCs w:val="28"/>
-        </w:rPr>
-      </w:pPr>
-      <w:r>
-        <w:rPr>
-          <w:rFonts w:ascii="方正仿宋_GBK" w:eastAsia="方正仿宋_GBK" w:hAnsi="楷体" w:hint="eastAsia"/>
+          <w:strike/>
+          <w:sz w:val="22"/>
+          <w:szCs w:val="28"/>
+        </w:rPr>
+      </w:pPr>
+      <w:r>
+        <w:rPr>
+          <w:rFonts w:ascii="方正仿宋_GBK" w:eastAsia="方正仿宋_GBK" w:hAnsi="楷体" w:hint="eastAsia"/>
+          <w:strike/>
           <w:sz w:val="22"/>
           <w:szCs w:val="28"/>
         </w:rPr>
@@ -84,13 +86,15 @@
         <w:jc w:val="left"/>
         <w:rPr>
           <w:rFonts w:ascii="方正仿宋_GBK" w:eastAsia="方正仿宋_GBK" w:hAnsi="楷体" w:hint="eastAsia"/>
-          <w:sz w:val="22"/>
-          <w:szCs w:val="28"/>
-        </w:rPr>
-      </w:pPr>
-      <w:r>
-        <w:rPr>
-          <w:rFonts w:ascii="方正仿宋_GBK" w:eastAsia="方正仿宋_GBK" w:hAnsi="楷体" w:hint="eastAsia"/>
+          <w:strike/>
+          <w:sz w:val="22"/>
+          <w:szCs w:val="28"/>
+        </w:rPr>
+      </w:pPr>
+      <w:r>
+        <w:rPr>
+          <w:rFonts w:ascii="方正仿宋_GBK" w:eastAsia="方正仿宋_GBK" w:hAnsi="楷体" w:hint="eastAsia"/>
+          <w:strike/>
           <w:sz w:val="22"/>
           <w:szCs w:val="28"/>
         </w:rPr>
@@ -226,10 +230,19 @@
       <w:r>
         <w:rPr>
           <w:rFonts w:ascii="方正仿宋_GBK" w:eastAsia="方正仿宋_GBK" w:hAnsi="楷体" w:hint="eastAsia"/>
-          <w:sz w:val="22"/>
-          <w:szCs w:val="28"/>
-        </w:rPr>
-        <w:t>图5中，科学问题“分离式SPH中界面交换-相变更新-同步推进的守恒一致性协同问题”分解为“强物性跃变界面处动量与热质通量的一致交换及守恒闭合和多时间尺度与拓扑演化条件下的同步守恒及稳定推进”两个科学问题，但文字部分，不涉及“分离式SPH中界面交换-相变更新-同步推进的守恒一致性协同问题”，建议在1）改图；2）改文字，图和文字对应。同理，研究内容也存在“守恒一致性SPH耦合方法”这个问题；图从给出了三级逻辑关系，但是文字只有两级。</w:t>
+          <w:strike/>
+          <w:sz w:val="22"/>
+          <w:szCs w:val="28"/>
+        </w:rPr>
+        <w:t>图5中，科学问题“分离式SPH中界面交换-相变更新-同步推进的守恒一致性协同问题”分解为“强物性跃变界面处动量与热质通量的一致交换及守恒闭合和多时间尺度与拓扑演化条件下的同步守恒及稳定推进”两个科学问题，但文字部分，不涉及“分离式SPH中界面交换-相变更新-同步推进的守恒一致性协同问题”，建议在1）改图；2）改文字，图和文字对应。同理，研究内容也存在“守恒一致性SPH耦合方法”这个问题；图从给出了三级逻辑关系，但是文字只有两</w:t>
+      </w:r>
+      <w:r>
+        <w:rPr>
+          <w:rFonts w:ascii="方正仿宋_GBK" w:eastAsia="方正仿宋_GBK" w:hAnsi="楷体" w:hint="eastAsia"/>
+          <w:sz w:val="22"/>
+          <w:szCs w:val="28"/>
+        </w:rPr>
+        <w:t>级。</w:t>
       </w:r>
     </w:p>
     <w:p>
@@ -271,13 +284,15 @@
         <w:jc w:val="left"/>
         <w:rPr>
           <w:rFonts w:ascii="方正仿宋_GBK" w:eastAsia="方正仿宋_GBK" w:hAnsi="楷体" w:hint="eastAsia"/>
-          <w:sz w:val="22"/>
-          <w:szCs w:val="28"/>
-        </w:rPr>
-      </w:pPr>
-      <w:r>
-        <w:rPr>
-          <w:rFonts w:ascii="方正仿宋_GBK" w:eastAsia="方正仿宋_GBK" w:hAnsi="楷体" w:hint="eastAsia"/>
+          <w:strike/>
+          <w:sz w:val="22"/>
+          <w:szCs w:val="28"/>
+        </w:rPr>
+      </w:pPr>
+      <w:r>
+        <w:rPr>
+          <w:rFonts w:ascii="方正仿宋_GBK" w:eastAsia="方正仿宋_GBK" w:hAnsi="楷体" w:hint="eastAsia"/>
+          <w:strike/>
           <w:sz w:val="22"/>
           <w:szCs w:val="28"/>
         </w:rPr>
@@ -297,13 +312,15 @@
         <w:jc w:val="left"/>
         <w:rPr>
           <w:rFonts w:ascii="方正仿宋_GBK" w:eastAsia="方正仿宋_GBK" w:hAnsi="楷体" w:hint="eastAsia"/>
-          <w:sz w:val="22"/>
-          <w:szCs w:val="28"/>
-        </w:rPr>
-      </w:pPr>
-      <w:r>
-        <w:rPr>
-          <w:rFonts w:ascii="方正仿宋_GBK" w:eastAsia="方正仿宋_GBK" w:hAnsi="楷体" w:hint="eastAsia"/>
+          <w:strike/>
+          <w:sz w:val="22"/>
+          <w:szCs w:val="28"/>
+        </w:rPr>
+      </w:pPr>
+      <w:r>
+        <w:rPr>
+          <w:rFonts w:ascii="方正仿宋_GBK" w:eastAsia="方正仿宋_GBK" w:hAnsi="楷体" w:hint="eastAsia"/>
+          <w:strike/>
           <w:sz w:val="22"/>
           <w:szCs w:val="28"/>
         </w:rPr>
@@ -323,13 +340,15 @@
         <w:jc w:val="left"/>
         <w:rPr>
           <w:rFonts w:ascii="方正仿宋_GBK" w:eastAsia="方正仿宋_GBK" w:hAnsi="楷体" w:hint="eastAsia"/>
-          <w:sz w:val="22"/>
-          <w:szCs w:val="28"/>
-        </w:rPr>
-      </w:pPr>
-      <w:r>
-        <w:rPr>
-          <w:rFonts w:ascii="方正仿宋_GBK" w:eastAsia="方正仿宋_GBK" w:hAnsi="楷体" w:hint="eastAsia"/>
+          <w:strike/>
+          <w:sz w:val="22"/>
+          <w:szCs w:val="28"/>
+        </w:rPr>
+      </w:pPr>
+      <w:r>
+        <w:rPr>
+          <w:rFonts w:ascii="方正仿宋_GBK" w:eastAsia="方正仿宋_GBK" w:hAnsi="楷体" w:hint="eastAsia"/>
+          <w:strike/>
           <w:sz w:val="22"/>
           <w:szCs w:val="28"/>
         </w:rPr>
@@ -349,13 +368,15 @@
         <w:jc w:val="left"/>
         <w:rPr>
           <w:rFonts w:ascii="方正仿宋_GBK" w:eastAsia="方正仿宋_GBK" w:hAnsi="楷体" w:hint="eastAsia"/>
-          <w:sz w:val="22"/>
-          <w:szCs w:val="28"/>
-        </w:rPr>
-      </w:pPr>
-      <w:r>
-        <w:rPr>
-          <w:rFonts w:ascii="方正仿宋_GBK" w:eastAsia="方正仿宋_GBK" w:hAnsi="楷体" w:hint="eastAsia"/>
+          <w:strike/>
+          <w:sz w:val="22"/>
+          <w:szCs w:val="28"/>
+        </w:rPr>
+      </w:pPr>
+      <w:r>
+        <w:rPr>
+          <w:rFonts w:ascii="方正仿宋_GBK" w:eastAsia="方正仿宋_GBK" w:hAnsi="楷体" w:hint="eastAsia"/>
+          <w:strike/>
           <w:sz w:val="22"/>
           <w:szCs w:val="28"/>
         </w:rPr>
@@ -424,6 +445,166 @@
         <w:adjustRightInd w:val="0"/>
         <w:snapToGrid w:val="0"/>
         <w:contextualSpacing w:val="0"/>
+        <w:jc w:val="left"/>
+        <w:rPr>
+          <w:rFonts w:ascii="方正仿宋_GBK" w:eastAsia="方正仿宋_GBK" w:hAnsi="楷体"/>
+          <w:sz w:val="22"/>
+          <w:szCs w:val="28"/>
+        </w:rPr>
+      </w:pPr>
+      <w:r>
+        <w:rPr>
+          <w:rFonts w:ascii="方正仿宋_GBK" w:eastAsia="方正仿宋_GBK" w:hAnsi="楷体" w:hint="eastAsia"/>
+          <w:sz w:val="22"/>
+          <w:szCs w:val="28"/>
+        </w:rPr>
+        <w:t>因为这个没有跟我们链接起来，看起来支撑比较少，就是厦门大学团队感觉好像不能支撑这个研究，完全靠你自己。写法上是不是调整一下，比如热防护金华老师做很多类似的，但他不做模拟，能否支撑你；还有冮铁强做了一些SPH。</w:t>
+      </w:r>
+    </w:p>
+    <w:p>
+      <w:pPr>
+        <w:pStyle w:val="a9"/>
+        <w:numPr>
+          <w:ilvl w:val="0"/>
+          <w:numId w:val="1"/>
+        </w:numPr>
+        <w:adjustRightInd w:val="0"/>
+        <w:snapToGrid w:val="0"/>
+        <w:contextualSpacing w:val="0"/>
+        <w:jc w:val="left"/>
+        <w:rPr>
+          <w:rFonts w:ascii="方正仿宋_GBK" w:eastAsia="方正仿宋_GBK" w:hAnsi="楷体"/>
+          <w:sz w:val="22"/>
+          <w:szCs w:val="28"/>
+        </w:rPr>
+      </w:pPr>
+      <w:r>
+        <w:rPr>
+          <w:rFonts w:ascii="方正仿宋_GBK" w:eastAsia="方正仿宋_GBK" w:hAnsi="楷体"/>
+          <w:sz w:val="22"/>
+          <w:szCs w:val="28"/>
+        </w:rPr>
+        <w:t>图1对应的是</w:t>
+      </w:r>
+      <w:r>
+        <w:rPr>
+          <w:rFonts w:ascii="方正仿宋_GBK" w:eastAsia="方正仿宋_GBK" w:hAnsi="楷体"/>
+          <w:sz w:val="22"/>
+          <w:szCs w:val="28"/>
+        </w:rPr>
+        <w:t>“</w:t>
+      </w:r>
+      <w:r>
+        <w:rPr>
+          <w:rFonts w:ascii="方正仿宋_GBK" w:eastAsia="方正仿宋_GBK" w:hAnsi="楷体"/>
+          <w:sz w:val="22"/>
+          <w:szCs w:val="28"/>
+        </w:rPr>
+        <w:t>平滑界面两相流中的应用</w:t>
+      </w:r>
+      <w:r>
+        <w:rPr>
+          <w:rFonts w:ascii="方正仿宋_GBK" w:eastAsia="方正仿宋_GBK" w:hAnsi="楷体"/>
+          <w:sz w:val="22"/>
+          <w:szCs w:val="28"/>
+        </w:rPr>
+        <w:t>”</w:t>
+      </w:r>
+      <w:r>
+        <w:rPr>
+          <w:rFonts w:ascii="方正仿宋_GBK" w:eastAsia="方正仿宋_GBK" w:hAnsi="楷体"/>
+          <w:sz w:val="22"/>
+          <w:szCs w:val="28"/>
+        </w:rPr>
+        <w:t>，而你这一节真正要论证的是</w:t>
+      </w:r>
+      <w:r>
+        <w:rPr>
+          <w:rFonts w:ascii="方正仿宋_GBK" w:eastAsia="方正仿宋_GBK" w:hAnsi="楷体"/>
+          <w:b/>
+          <w:bCs/>
+          <w:sz w:val="22"/>
+          <w:szCs w:val="28"/>
+        </w:rPr>
+        <w:t>强拉伸、破碎、并合下的方法局限</w:t>
+      </w:r>
+      <w:r>
+        <w:rPr>
+          <w:rFonts w:ascii="方正仿宋_GBK" w:eastAsia="方正仿宋_GBK" w:hAnsi="楷体"/>
+          <w:sz w:val="22"/>
+          <w:szCs w:val="28"/>
+        </w:rPr>
+        <w:t>。所以图1实际上是在证明</w:t>
+      </w:r>
+      <w:r>
+        <w:rPr>
+          <w:rFonts w:ascii="方正仿宋_GBK" w:eastAsia="方正仿宋_GBK" w:hAnsi="楷体"/>
+          <w:sz w:val="22"/>
+          <w:szCs w:val="28"/>
+        </w:rPr>
+        <w:t>“</w:t>
+      </w:r>
+      <w:r>
+        <w:rPr>
+          <w:rFonts w:ascii="方正仿宋_GBK" w:eastAsia="方正仿宋_GBK" w:hAnsi="楷体"/>
+          <w:sz w:val="22"/>
+          <w:szCs w:val="28"/>
+        </w:rPr>
+        <w:t>这些方法能算</w:t>
+      </w:r>
+      <w:r>
+        <w:rPr>
+          <w:rFonts w:ascii="方正仿宋_GBK" w:eastAsia="方正仿宋_GBK" w:hAnsi="楷体"/>
+          <w:sz w:val="22"/>
+          <w:szCs w:val="28"/>
+        </w:rPr>
+        <w:t>”</w:t>
+      </w:r>
+      <w:r>
+        <w:rPr>
+          <w:rFonts w:ascii="方正仿宋_GBK" w:eastAsia="方正仿宋_GBK" w:hAnsi="楷体"/>
+          <w:sz w:val="22"/>
+          <w:szCs w:val="28"/>
+        </w:rPr>
+        <w:t>，而不是</w:t>
+      </w:r>
+      <w:r>
+        <w:rPr>
+          <w:rFonts w:ascii="方正仿宋_GBK" w:eastAsia="方正仿宋_GBK" w:hAnsi="楷体"/>
+          <w:sz w:val="22"/>
+          <w:szCs w:val="28"/>
+        </w:rPr>
+        <w:t>“</w:t>
+      </w:r>
+      <w:r>
+        <w:rPr>
+          <w:rFonts w:ascii="方正仿宋_GBK" w:eastAsia="方正仿宋_GBK" w:hAnsi="楷体"/>
+          <w:sz w:val="22"/>
+          <w:szCs w:val="28"/>
+        </w:rPr>
+        <w:t>这些方法在你的问题里为什么不够</w:t>
+      </w:r>
+      <w:r>
+        <w:rPr>
+          <w:rFonts w:ascii="方正仿宋_GBK" w:eastAsia="方正仿宋_GBK" w:hAnsi="楷体"/>
+          <w:sz w:val="22"/>
+          <w:szCs w:val="28"/>
+        </w:rPr>
+        <w:t>”</w:t>
+      </w:r>
+      <w:r>
+        <w:rPr>
+          <w:rFonts w:ascii="方正仿宋_GBK" w:eastAsia="方正仿宋_GBK" w:hAnsi="楷体"/>
+          <w:sz w:val="22"/>
+          <w:szCs w:val="28"/>
+        </w:rPr>
+        <w:t>。</w:t>
+      </w:r>
+    </w:p>
+    <w:p>
+      <w:pPr>
+        <w:adjustRightInd w:val="0"/>
+        <w:snapToGrid w:val="0"/>
         <w:jc w:val="left"/>
         <w:rPr>
           <w:rFonts w:ascii="方正仿宋_GBK" w:eastAsia="方正仿宋_GBK" w:hAnsi="楷体" w:hint="eastAsia"/>
@@ -437,14 +618,6 @@
           <w:docGrid w:type="lines" w:linePitch="312"/>
         </w:sectPr>
       </w:pPr>
-      <w:r>
-        <w:rPr>
-          <w:rFonts w:ascii="方正仿宋_GBK" w:eastAsia="方正仿宋_GBK" w:hAnsi="楷体" w:hint="eastAsia"/>
-          <w:sz w:val="22"/>
-          <w:szCs w:val="28"/>
-        </w:rPr>
-        <w:t>因为这个没有跟我们链接起来，看起来支撑比较少，就是厦门大学团队感觉好像不能支撑这个研究，完全靠你自己。写法上是不是调整一下，比如热防护金华老师做很多类似的，但他不做模拟，能否支撑你；还有冮铁强做了一些SPH。</w:t>
-      </w:r>
     </w:p>
     <w:p>
       <w:pPr>
@@ -1212,10 +1385,24 @@
         <w:jc w:val="left"/>
         <w:rPr>
           <w:rFonts w:ascii="方正仿宋_GBK" w:eastAsia="方正仿宋_GBK" w:hAnsi="楷体" w:hint="eastAsia"/>
-          <w:sz w:val="22"/>
-          <w:szCs w:val="28"/>
-        </w:rPr>
-      </w:pPr>
+          <w:b/>
+          <w:bCs/>
+          <w:strike/>
+          <w:sz w:val="22"/>
+          <w:szCs w:val="28"/>
+        </w:rPr>
+      </w:pPr>
+      <w:r>
+        <w:rPr>
+          <w:rFonts w:ascii="方正仿宋_GBK" w:eastAsia="方正仿宋_GBK" w:hAnsi="楷体" w:hint="eastAsia"/>
+          <w:b/>
+          <w:bCs/>
+          <w:strike/>
+          <w:sz w:val="22"/>
+          <w:szCs w:val="28"/>
+        </w:rPr>
+        <w:t>沸腾两相流的不可压-可压SPH守恒一致性耦合方法研究</w:t>
+      </w:r>
     </w:p>
     <w:p>
       <w:pPr>
@@ -1229,57 +1416,6 @@
           <w:szCs w:val="28"/>
         </w:rPr>
       </w:pPr>
-    </w:p>
-    <w:p>
-      <w:pPr>
-        <w:widowControl/>
-        <w:adjustRightInd w:val="0"/>
-        <w:snapToGrid w:val="0"/>
-        <w:jc w:val="left"/>
-        <w:rPr>
-          <w:rFonts w:ascii="方正仿宋_GBK" w:eastAsia="方正仿宋_GBK" w:hAnsi="楷体"/>
-          <w:sz w:val="22"/>
-          <w:szCs w:val="28"/>
-        </w:rPr>
-      </w:pPr>
-    </w:p>
-    <w:p>
-      <w:pPr>
-        <w:widowControl/>
-        <w:adjustRightInd w:val="0"/>
-        <w:snapToGrid w:val="0"/>
-        <w:jc w:val="left"/>
-        <w:rPr>
-          <w:rFonts w:ascii="方正仿宋_GBK" w:eastAsia="方正仿宋_GBK" w:hAnsi="楷体" w:hint="eastAsia"/>
-          <w:b/>
-          <w:bCs/>
-          <w:sz w:val="22"/>
-          <w:szCs w:val="28"/>
-        </w:rPr>
-      </w:pPr>
-      <w:r>
-        <w:rPr>
-          <w:rFonts w:ascii="方正仿宋_GBK" w:eastAsia="方正仿宋_GBK" w:hAnsi="楷体" w:hint="eastAsia"/>
-          <w:b/>
-          <w:bCs/>
-          <w:sz w:val="22"/>
-          <w:szCs w:val="28"/>
-        </w:rPr>
-        <w:t>沸腾两相流的不可压-可压SPH守恒一致性耦合方法研究</w:t>
-      </w:r>
-    </w:p>
-    <w:p>
-      <w:pPr>
-        <w:widowControl/>
-        <w:adjustRightInd w:val="0"/>
-        <w:snapToGrid w:val="0"/>
-        <w:jc w:val="left"/>
-        <w:rPr>
-          <w:rFonts w:ascii="方正仿宋_GBK" w:eastAsia="方正仿宋_GBK" w:hAnsi="楷体" w:hint="eastAsia"/>
-          <w:sz w:val="22"/>
-          <w:szCs w:val="28"/>
-        </w:rPr>
-      </w:pPr>
       <w:r>
         <w:rPr>
           <w:rFonts w:ascii="方正仿宋_GBK" w:eastAsia="方正仿宋_GBK" w:hAnsi="楷体" w:hint="eastAsia"/>
@@ -1295,14 +1431,16 @@
         <w:adjustRightInd w:val="0"/>
         <w:snapToGrid w:val="0"/>
         <w:rPr>
-          <w:rFonts w:ascii="方正仿宋_GBK" w:eastAsia="方正仿宋_GBK" w:hAnsi="楷体"/>
-          <w:sz w:val="22"/>
-          <w:szCs w:val="28"/>
-        </w:rPr>
-      </w:pPr>
-      <w:r>
-        <w:rPr>
-          <w:rFonts w:ascii="方正仿宋_GBK" w:eastAsia="方正仿宋_GBK" w:hAnsi="楷体" w:hint="eastAsia"/>
+          <w:rFonts w:ascii="方正仿宋_GBK" w:eastAsia="方正仿宋_GBK" w:hAnsi="楷体" w:hint="eastAsia"/>
+          <w:strike/>
+          <w:sz w:val="22"/>
+          <w:szCs w:val="28"/>
+        </w:rPr>
+      </w:pPr>
+      <w:r>
+        <w:rPr>
+          <w:rFonts w:ascii="方正仿宋_GBK" w:eastAsia="方正仿宋_GBK" w:hAnsi="楷体" w:hint="eastAsia"/>
+          <w:strike/>
           <w:sz w:val="22"/>
           <w:szCs w:val="28"/>
         </w:rPr>
@@ -1315,21 +1453,1388 @@
         <w:adjustRightInd w:val="0"/>
         <w:snapToGrid w:val="0"/>
         <w:rPr>
-          <w:rFonts w:ascii="方正仿宋_GBK" w:eastAsia="方正仿宋_GBK" w:hAnsi="楷体"/>
-          <w:sz w:val="22"/>
-          <w:szCs w:val="28"/>
-        </w:rPr>
-      </w:pPr>
-    </w:p>
-    <w:p>
-      <w:pPr>
-        <w:widowControl/>
-        <w:adjustRightInd w:val="0"/>
-        <w:snapToGrid w:val="0"/>
-        <w:rPr>
-          <w:rFonts w:ascii="方正仿宋_GBK" w:eastAsia="方正仿宋_GBK" w:hAnsi="楷体" w:hint="eastAsia"/>
-          <w:sz w:val="22"/>
-          <w:szCs w:val="28"/>
+          <w:rFonts w:ascii="方正仿宋_GBK" w:eastAsia="方正仿宋_GBK" w:hAnsi="楷体" w:hint="eastAsia"/>
+          <w:sz w:val="22"/>
+          <w:szCs w:val="28"/>
+        </w:rPr>
+      </w:pPr>
+    </w:p>
+    <w:p>
+      <w:pPr>
+        <w:widowControl/>
+        <w:adjustRightInd w:val="0"/>
+        <w:snapToGrid w:val="0"/>
+        <w:rPr>
+          <w:rFonts w:ascii="方正仿宋_GBK" w:eastAsia="方正仿宋_GBK" w:hAnsi="楷体"/>
+          <w:sz w:val="22"/>
+          <w:szCs w:val="28"/>
+        </w:rPr>
+      </w:pPr>
+    </w:p>
+    <w:p>
+      <w:pPr>
+        <w:widowControl/>
+        <w:adjustRightInd w:val="0"/>
+        <w:snapToGrid w:val="0"/>
+        <w:rPr>
+          <w:rFonts w:ascii="方正仿宋_GBK" w:eastAsia="方正仿宋_GBK" w:hAnsi="楷体"/>
+          <w:sz w:val="22"/>
+          <w:szCs w:val="28"/>
+        </w:rPr>
+      </w:pPr>
+      <w:r>
+        <w:rPr>
+          <w:rFonts w:ascii="方正仿宋_GBK" w:eastAsia="方正仿宋_GBK" w:hAnsi="楷体" w:hint="eastAsia"/>
+          <w:sz w:val="22"/>
+          <w:szCs w:val="28"/>
+        </w:rPr>
+        <w:t>航空发动机预冷器等紧凑高热流密度通道内的沸腾过程亟需可靠数值预测。强物性跃变使沸腾两相界面动量交换与相变传热强耦合，并伴随体积剧变和多时间尺度特征。传统网格法需频繁重构界面且时间步受限；现有光滑粒子流体动力学（SPH）常将两相分步离散耦合，缺乏可量化验证的守恒闭合与一致性。本项目将建立沸腾两相流不可压-可压SPH守恒一致性耦合方法，重点研究跨相质量、动量与能量的守恒一致性离散与耦合策略：构造界面压力与法向速度相容的离散算子，实现强物性跃变下两相动量统一交换与稳定耦合；在同一离散结构建立相变源项与潜热守恒更新，将相变源项同层嵌入两相更新过程实现强耦合；针对强耦合下的多时间尺度推进与体积剧变拓扑更新，构建守恒一致性约束方法。通过分层收敛性分析与典型算例验证，形成可复用算法框架与验证流程，为极端热管理工况下沸腾两相流可信预测与相关工程装备性能边界评估提供可靠的方法支撑。</w:t>
+      </w:r>
+    </w:p>
+    <w:p>
+      <w:pPr>
+        <w:widowControl/>
+        <w:adjustRightInd w:val="0"/>
+        <w:snapToGrid w:val="0"/>
+        <w:rPr>
+          <w:rFonts w:ascii="方正仿宋_GBK" w:eastAsia="方正仿宋_GBK" w:hAnsi="楷体"/>
+          <w:sz w:val="22"/>
+          <w:szCs w:val="28"/>
+        </w:rPr>
+      </w:pPr>
+    </w:p>
+    <w:p>
+      <w:pPr>
+        <w:widowControl/>
+        <w:adjustRightInd w:val="0"/>
+        <w:snapToGrid w:val="0"/>
+        <w:rPr>
+          <w:rFonts w:ascii="方正仿宋_GBK" w:eastAsia="方正仿宋_GBK" w:hAnsi="楷体"/>
+          <w:sz w:val="22"/>
+          <w:szCs w:val="28"/>
+        </w:rPr>
+      </w:pPr>
+    </w:p>
+    <w:p>
+      <w:pPr>
+        <w:widowControl/>
+        <w:adjustRightInd w:val="0"/>
+        <w:snapToGrid w:val="0"/>
+        <w:rPr>
+          <w:rFonts w:ascii="方正仿宋_GBK" w:eastAsia="方正仿宋_GBK" w:hAnsi="楷体"/>
+          <w:sz w:val="22"/>
+          <w:szCs w:val="28"/>
+        </w:rPr>
+      </w:pPr>
+      <w:r>
+        <w:rPr>
+          <w:rFonts w:ascii="方正仿宋_GBK" w:eastAsia="方正仿宋_GBK" w:hAnsi="楷体"/>
+          <w:sz w:val="22"/>
+          <w:szCs w:val="28"/>
+        </w:rPr>
+        <w:t>航空发动机预冷器等紧凑高热流密度通道内的沸腾过程，伴随显著物性跃变、快速界面演化、局部体积剧变和多时间尺度并存，对相关流动与传热过程的可靠数值描述提出了挑战。现有方法在强耦合沸腾两相流模拟中，仍面临界面动量交换、相变传热闭合与时空同步推进难以统一处理的问题，限制了复杂相变过程的高保真模拟能力。本项目面向强物性跃变沸腾两相流，开展不可压与可压SPH耦合方法研究，以守恒一致性为主线，围绕界面统一交换、相变守恒更新和时空同步推进三个关键环节，建立跨相质量、动量与能量协调离散的耦合求解方法，并通过分层收敛性分析与典型算例验证形成可复用算</w:t>
+      </w:r>
+      <w:r>
+        <w:rPr>
+          <w:rFonts w:ascii="方正仿宋_GBK" w:eastAsia="方正仿宋_GBK" w:hAnsi="楷体"/>
+          <w:sz w:val="22"/>
+          <w:szCs w:val="28"/>
+        </w:rPr>
+        <w:lastRenderedPageBreak/>
+        <w:t>法框架与验证流程。预期揭示强耦合沸腾两相流跨相离散中的关键约束关系，发展适用于复杂相变过程的无网格高保真数值方法，为相关问题的可信模拟提供方法基础。</w:t>
+      </w:r>
+    </w:p>
+    <w:p>
+      <w:pPr>
+        <w:widowControl/>
+        <w:adjustRightInd w:val="0"/>
+        <w:snapToGrid w:val="0"/>
+        <w:rPr>
+          <w:rFonts w:ascii="方正仿宋_GBK" w:eastAsia="方正仿宋_GBK" w:hAnsi="楷体"/>
+          <w:sz w:val="22"/>
+          <w:szCs w:val="28"/>
+        </w:rPr>
+      </w:pPr>
+    </w:p>
+    <w:p>
+      <w:pPr>
+        <w:widowControl/>
+        <w:adjustRightInd w:val="0"/>
+        <w:snapToGrid w:val="0"/>
+        <w:rPr>
+          <w:rFonts w:ascii="方正仿宋_GBK" w:eastAsia="方正仿宋_GBK" w:hAnsi="楷体"/>
+          <w:sz w:val="22"/>
+          <w:szCs w:val="28"/>
+        </w:rPr>
+      </w:pPr>
+    </w:p>
+    <w:p>
+      <w:pPr>
+        <w:widowControl/>
+        <w:adjustRightInd w:val="0"/>
+        <w:snapToGrid w:val="0"/>
+        <w:rPr>
+          <w:rFonts w:ascii="方正仿宋_GBK" w:eastAsia="方正仿宋_GBK" w:hAnsi="楷体"/>
+          <w:sz w:val="22"/>
+          <w:szCs w:val="28"/>
+        </w:rPr>
+      </w:pPr>
+    </w:p>
+    <w:p>
+      <w:pPr>
+        <w:widowControl/>
+        <w:adjustRightInd w:val="0"/>
+        <w:snapToGrid w:val="0"/>
+        <w:rPr>
+          <w:rFonts w:ascii="方正仿宋_GBK" w:eastAsia="方正仿宋_GBK" w:hAnsi="楷体"/>
+          <w:b/>
+          <w:bCs/>
+          <w:sz w:val="22"/>
+          <w:szCs w:val="28"/>
+        </w:rPr>
+      </w:pPr>
+      <w:r>
+        <w:rPr>
+          <w:rFonts w:ascii="方正仿宋_GBK" w:eastAsia="方正仿宋_GBK" w:hAnsi="楷体" w:hint="eastAsia"/>
+          <w:b/>
+          <w:bCs/>
+          <w:sz w:val="22"/>
+          <w:szCs w:val="28"/>
+        </w:rPr>
+        <w:t>强物性跃变沸腾两相流不可压-可压SPH耦合方法研究</w:t>
+      </w:r>
+    </w:p>
+    <w:p>
+      <w:pPr>
+        <w:widowControl/>
+        <w:adjustRightInd w:val="0"/>
+        <w:snapToGrid w:val="0"/>
+        <w:rPr>
+          <w:rFonts w:ascii="方正仿宋_GBK" w:eastAsia="方正仿宋_GBK" w:hAnsi="楷体"/>
+          <w:b/>
+          <w:bCs/>
+          <w:sz w:val="22"/>
+          <w:szCs w:val="28"/>
+        </w:rPr>
+      </w:pPr>
+    </w:p>
+    <w:p>
+      <w:pPr>
+        <w:widowControl/>
+        <w:adjustRightInd w:val="0"/>
+        <w:snapToGrid w:val="0"/>
+        <w:rPr>
+          <w:rFonts w:ascii="方正仿宋_GBK" w:eastAsia="方正仿宋_GBK" w:hAnsi="楷体"/>
+          <w:sz w:val="22"/>
+          <w:szCs w:val="28"/>
+        </w:rPr>
+      </w:pPr>
+      <w:r>
+        <w:rPr>
+          <w:rFonts w:ascii="方正仿宋_GBK" w:eastAsia="方正仿宋_GBK" w:hAnsi="楷体"/>
+          <w:sz w:val="22"/>
+          <w:szCs w:val="28"/>
+        </w:rPr>
+        <w:t>航空发动机预冷器等紧凑高热流密度通道内的沸腾过程</w:t>
+      </w:r>
+      <w:r>
+        <w:rPr>
+          <w:rFonts w:ascii="方正仿宋_GBK" w:eastAsia="方正仿宋_GBK" w:hAnsi="楷体" w:hint="eastAsia"/>
+          <w:sz w:val="22"/>
+          <w:szCs w:val="28"/>
+        </w:rPr>
+        <w:t>，伴随显著物性跃变、快速界面演化、局部体积剧变和多时间尺度特征，对性能相关指标可靠预测提出挑战。传统网格法需频繁重构界面；现有光滑粒子流体动力学(SPH)</w:t>
+      </w:r>
+      <w:r>
+        <w:rPr>
+          <w:rFonts w:ascii="方正仿宋_GBK" w:eastAsia="方正仿宋_GBK" w:hAnsi="楷体" w:hint="eastAsia"/>
+          <w:sz w:val="22"/>
+          <w:szCs w:val="28"/>
+        </w:rPr>
+        <w:t>常将两相分布离散与耦合，缺乏守恒一致性约束条件，易引发跨相交换失配。本项目面向强物性跃变沸腾两相流，开展不可压-可压SPH耦合方法研究，</w:t>
+      </w:r>
+      <w:r>
+        <w:rPr>
+          <w:rFonts w:ascii="方正仿宋_GBK" w:eastAsia="方正仿宋_GBK" w:hAnsi="楷体" w:hint="eastAsia"/>
+          <w:sz w:val="22"/>
+          <w:szCs w:val="28"/>
+        </w:rPr>
+        <w:t>以守恒一致性为主线，</w:t>
+      </w:r>
+      <w:r>
+        <w:rPr>
+          <w:rFonts w:ascii="方正仿宋_GBK" w:eastAsia="方正仿宋_GBK" w:hAnsi="楷体" w:hint="eastAsia"/>
+          <w:sz w:val="22"/>
+          <w:szCs w:val="28"/>
+        </w:rPr>
+        <w:t>围绕界面动量一致交换、相变守恒闭合与时空同步推进三个环节，建立跨相质量、动量与能量的统一离散，以及各关键环节的协同守恒更新。通过收敛性分析与典型算例的分层验证，形成可复用的算法框架与验证流程。揭示强耦合沸腾两相流跨相离散中的关键约束，发展适用于</w:t>
+      </w:r>
+      <w:r>
+        <w:rPr>
+          <w:rFonts w:ascii="方正仿宋_GBK" w:eastAsia="方正仿宋_GBK" w:hAnsi="楷体" w:hint="eastAsia"/>
+          <w:sz w:val="22"/>
+          <w:szCs w:val="28"/>
+        </w:rPr>
+        <w:t>强物性跃变下复杂相变过程的无网格自主高保真数值方法，</w:t>
+      </w:r>
+      <w:r>
+        <w:rPr>
+          <w:rFonts w:ascii="方正仿宋_GBK" w:eastAsia="方正仿宋_GBK" w:hAnsi="楷体"/>
+          <w:sz w:val="22"/>
+          <w:szCs w:val="28"/>
+        </w:rPr>
+        <w:t>预期为预冷器等典型场景下沸腾两相流可信预测与性能分析提供方法支撑</w:t>
+      </w:r>
+      <w:r>
+        <w:rPr>
+          <w:rFonts w:ascii="方正仿宋_GBK" w:eastAsia="方正仿宋_GBK" w:hAnsi="楷体" w:hint="eastAsia"/>
+          <w:sz w:val="22"/>
+          <w:szCs w:val="28"/>
+        </w:rPr>
+        <w:t>。</w:t>
+      </w:r>
+    </w:p>
+    <w:p>
+      <w:pPr>
+        <w:widowControl/>
+        <w:adjustRightInd w:val="0"/>
+        <w:snapToGrid w:val="0"/>
+        <w:rPr>
+          <w:rFonts w:ascii="方正仿宋_GBK" w:eastAsia="方正仿宋_GBK" w:hAnsi="楷体"/>
+          <w:sz w:val="22"/>
+          <w:szCs w:val="28"/>
+        </w:rPr>
+      </w:pPr>
+    </w:p>
+    <w:p>
+      <w:pPr>
+        <w:widowControl/>
+        <w:adjustRightInd w:val="0"/>
+        <w:snapToGrid w:val="0"/>
+        <w:rPr>
+          <w:rFonts w:ascii="方正仿宋_GBK" w:eastAsia="方正仿宋_GBK" w:hAnsi="楷体"/>
+          <w:sz w:val="22"/>
+          <w:szCs w:val="28"/>
+        </w:rPr>
+      </w:pPr>
+      <w:r>
+        <w:rPr>
+          <w:rFonts w:ascii="方正仿宋_GBK" w:eastAsia="方正仿宋_GBK" w:hAnsi="楷体"/>
+          <w:sz w:val="22"/>
+          <w:szCs w:val="28"/>
+        </w:rPr>
+        <w:t>航空发动机预冷器</w:t>
+      </w:r>
+      <w:r>
+        <w:rPr>
+          <w:rFonts w:ascii="方正仿宋_GBK" w:eastAsia="方正仿宋_GBK" w:hAnsi="楷体" w:hint="eastAsia"/>
+          <w:sz w:val="22"/>
+          <w:szCs w:val="28"/>
+        </w:rPr>
+        <w:t>为代表的</w:t>
+      </w:r>
+      <w:r>
+        <w:rPr>
+          <w:rFonts w:ascii="方正仿宋_GBK" w:eastAsia="方正仿宋_GBK" w:hAnsi="楷体"/>
+          <w:sz w:val="22"/>
+          <w:szCs w:val="28"/>
+        </w:rPr>
+        <w:t>紧凑高热流密度通道内沸腾过程，</w:t>
+      </w:r>
+      <w:r>
+        <w:rPr>
+          <w:rFonts w:ascii="方正仿宋_GBK" w:eastAsia="方正仿宋_GBK" w:hAnsi="楷体" w:hint="eastAsia"/>
+          <w:sz w:val="22"/>
+          <w:szCs w:val="28"/>
+        </w:rPr>
+        <w:t>具有</w:t>
+      </w:r>
+      <w:r>
+        <w:rPr>
+          <w:rFonts w:ascii="方正仿宋_GBK" w:eastAsia="方正仿宋_GBK" w:hAnsi="楷体"/>
+          <w:sz w:val="22"/>
+          <w:szCs w:val="28"/>
+        </w:rPr>
+        <w:t>显著物性跃变、快速界面演化、局部体积剧变和多时间尺度特征，</w:t>
+      </w:r>
+      <w:r>
+        <w:rPr>
+          <w:rFonts w:ascii="方正仿宋_GBK" w:eastAsia="方正仿宋_GBK" w:hAnsi="楷体" w:hint="eastAsia"/>
+          <w:sz w:val="22"/>
+          <w:szCs w:val="28"/>
+        </w:rPr>
+        <w:t>对</w:t>
+      </w:r>
+      <w:r>
+        <w:rPr>
+          <w:rFonts w:ascii="方正仿宋_GBK" w:eastAsia="方正仿宋_GBK" w:hAnsi="楷体" w:hint="eastAsia"/>
+          <w:sz w:val="22"/>
+          <w:szCs w:val="28"/>
+        </w:rPr>
+        <w:t>其</w:t>
+      </w:r>
+      <w:r>
+        <w:rPr>
+          <w:rFonts w:ascii="方正仿宋_GBK" w:eastAsia="方正仿宋_GBK" w:hAnsi="楷体" w:hint="eastAsia"/>
+          <w:sz w:val="22"/>
+          <w:szCs w:val="28"/>
+        </w:rPr>
+        <w:t>相关性能</w:t>
+      </w:r>
+      <w:r>
+        <w:rPr>
+          <w:rFonts w:ascii="方正仿宋_GBK" w:eastAsia="方正仿宋_GBK" w:hAnsi="楷体" w:hint="eastAsia"/>
+          <w:sz w:val="22"/>
+          <w:szCs w:val="28"/>
+        </w:rPr>
+        <w:t>的可靠数值预测提出挑战。</w:t>
+      </w:r>
+      <w:r>
+        <w:rPr>
+          <w:rFonts w:ascii="方正仿宋_GBK" w:eastAsia="方正仿宋_GBK" w:hAnsi="楷体" w:hint="eastAsia"/>
+          <w:sz w:val="22"/>
+          <w:szCs w:val="28"/>
+        </w:rPr>
+        <w:t>针对这类问题，</w:t>
+      </w:r>
+      <w:r>
+        <w:rPr>
+          <w:rFonts w:ascii="方正仿宋_GBK" w:eastAsia="方正仿宋_GBK" w:hAnsi="楷体" w:hint="eastAsia"/>
+          <w:sz w:val="22"/>
+          <w:szCs w:val="28"/>
+        </w:rPr>
+        <w:t>传统网格法</w:t>
+      </w:r>
+      <w:r>
+        <w:rPr>
+          <w:rFonts w:ascii="方正仿宋_GBK" w:eastAsia="方正仿宋_GBK" w:hAnsi="楷体" w:hint="eastAsia"/>
+          <w:sz w:val="22"/>
+          <w:szCs w:val="28"/>
+        </w:rPr>
+        <w:t>常</w:t>
+      </w:r>
+      <w:r>
+        <w:rPr>
+          <w:rFonts w:ascii="方正仿宋_GBK" w:eastAsia="方正仿宋_GBK" w:hAnsi="楷体" w:hint="eastAsia"/>
+          <w:sz w:val="22"/>
+          <w:szCs w:val="28"/>
+        </w:rPr>
+        <w:t>需频繁重构界面；现有光滑粒子流体动力学(SPH)</w:t>
+      </w:r>
+      <w:r>
+        <w:rPr>
+          <w:rFonts w:ascii="方正仿宋_GBK" w:eastAsia="方正仿宋_GBK" w:hAnsi="楷体" w:hint="eastAsia"/>
+          <w:sz w:val="22"/>
+          <w:szCs w:val="28"/>
+        </w:rPr>
+        <w:t>法</w:t>
+      </w:r>
+      <w:r>
+        <w:rPr>
+          <w:rFonts w:ascii="方正仿宋_GBK" w:eastAsia="方正仿宋_GBK" w:hAnsi="楷体" w:hint="eastAsia"/>
+          <w:sz w:val="22"/>
+          <w:szCs w:val="28"/>
+        </w:rPr>
+        <w:t>常将两相</w:t>
+      </w:r>
+      <w:r>
+        <w:rPr>
+          <w:rFonts w:ascii="方正仿宋_GBK" w:eastAsia="方正仿宋_GBK" w:hAnsi="楷体" w:hint="eastAsia"/>
+          <w:sz w:val="22"/>
+          <w:szCs w:val="28"/>
+        </w:rPr>
+        <w:t>分离处理，缺乏统一的守恒一致性约束。</w:t>
+      </w:r>
+      <w:r>
+        <w:rPr>
+          <w:rFonts w:ascii="方正仿宋_GBK" w:eastAsia="方正仿宋_GBK" w:hAnsi="楷体"/>
+          <w:sz w:val="22"/>
+          <w:szCs w:val="28"/>
+        </w:rPr>
+        <w:t>本项目面向强物性跃变沸腾两相流，开展不可压</w:t>
+      </w:r>
+      <w:r>
+        <w:rPr>
+          <w:rFonts w:ascii="方正仿宋_GBK" w:eastAsia="方正仿宋_GBK" w:hAnsi="楷体" w:hint="eastAsia"/>
+          <w:sz w:val="22"/>
+          <w:szCs w:val="28"/>
+        </w:rPr>
+        <w:t>-</w:t>
+      </w:r>
+      <w:r>
+        <w:rPr>
+          <w:rFonts w:ascii="方正仿宋_GBK" w:eastAsia="方正仿宋_GBK" w:hAnsi="楷体"/>
+          <w:sz w:val="22"/>
+          <w:szCs w:val="28"/>
+        </w:rPr>
+        <w:t>可压SPH耦合方法研究，以守恒一致性为主线，</w:t>
+      </w:r>
+      <w:r>
+        <w:rPr>
+          <w:rFonts w:ascii="方正仿宋_GBK" w:eastAsia="方正仿宋_GBK" w:hAnsi="楷体" w:hint="eastAsia"/>
+          <w:sz w:val="22"/>
+          <w:szCs w:val="28"/>
+        </w:rPr>
+        <w:t>构建界面动量一致交换的两相统一离散框架，在此基础上建立相变守恒闭合与界面交换的耦合更新方法，最后形成</w:t>
+      </w:r>
+      <w:r>
+        <w:rPr>
+          <w:rFonts w:ascii="方正仿宋_GBK" w:eastAsia="方正仿宋_GBK" w:hAnsi="楷体" w:hint="eastAsia"/>
+          <w:sz w:val="22"/>
+          <w:szCs w:val="28"/>
+        </w:rPr>
+        <w:t>体积剧变条件下时空同步推进的稳定求解策略，</w:t>
+      </w:r>
+      <w:r>
+        <w:rPr>
+          <w:rFonts w:ascii="方正仿宋_GBK" w:eastAsia="方正仿宋_GBK" w:hAnsi="楷体"/>
+          <w:sz w:val="22"/>
+          <w:szCs w:val="28"/>
+        </w:rPr>
+        <w:t>实现强耦合过程中界面交换、相变更新与时间推进的统一约束和守恒匹配。</w:t>
+      </w:r>
+      <w:r>
+        <w:rPr>
+          <w:rFonts w:ascii="方正仿宋_GBK" w:eastAsia="方正仿宋_GBK" w:hAnsi="楷体"/>
+          <w:sz w:val="22"/>
+          <w:szCs w:val="28"/>
+        </w:rPr>
+        <w:t>通过收敛性分析与典型算例的分层验证，形成可复用的算法框架与验证流程。预期揭示强耦合沸腾两相流跨相离散中的关键约束关系，发展适用于强物性跃变复杂相变过程的</w:t>
+      </w:r>
+      <w:r>
+        <w:rPr>
+          <w:rFonts w:ascii="方正仿宋_GBK" w:eastAsia="方正仿宋_GBK" w:hAnsi="楷体"/>
+          <w:sz w:val="22"/>
+          <w:szCs w:val="28"/>
+        </w:rPr>
+        <w:t>自主</w:t>
+      </w:r>
+      <w:r>
+        <w:rPr>
+          <w:rFonts w:ascii="方正仿宋_GBK" w:eastAsia="方正仿宋_GBK" w:hAnsi="楷体"/>
+          <w:sz w:val="22"/>
+          <w:szCs w:val="28"/>
+        </w:rPr>
+        <w:t>无网格高保真数值方法，为相关问题的可信</w:t>
+      </w:r>
+      <w:r>
+        <w:rPr>
+          <w:rFonts w:ascii="方正仿宋_GBK" w:eastAsia="方正仿宋_GBK" w:hAnsi="楷体" w:hint="eastAsia"/>
+          <w:sz w:val="22"/>
+          <w:szCs w:val="28"/>
+        </w:rPr>
+        <w:t>数值预测</w:t>
+      </w:r>
+      <w:r>
+        <w:rPr>
+          <w:rFonts w:ascii="方正仿宋_GBK" w:eastAsia="方正仿宋_GBK" w:hAnsi="楷体"/>
+          <w:sz w:val="22"/>
+          <w:szCs w:val="28"/>
+        </w:rPr>
+        <w:t>提供方法基础。</w:t>
+      </w:r>
+    </w:p>
+    <w:p>
+      <w:pPr>
+        <w:widowControl/>
+        <w:adjustRightInd w:val="0"/>
+        <w:snapToGrid w:val="0"/>
+        <w:rPr>
+          <w:rFonts w:ascii="方正仿宋_GBK" w:eastAsia="方正仿宋_GBK" w:hAnsi="楷体"/>
+          <w:sz w:val="22"/>
+          <w:szCs w:val="28"/>
+        </w:rPr>
+      </w:pPr>
+    </w:p>
+    <w:p>
+      <w:pPr>
+        <w:widowControl/>
+        <w:adjustRightInd w:val="0"/>
+        <w:snapToGrid w:val="0"/>
+        <w:rPr>
+          <w:rFonts w:ascii="方正仿宋_GBK" w:eastAsia="方正仿宋_GBK" w:hAnsi="楷体"/>
+          <w:sz w:val="22"/>
+          <w:szCs w:val="28"/>
+        </w:rPr>
+      </w:pPr>
+      <w:r>
+        <w:rPr>
+          <w:rFonts w:ascii="方正仿宋_GBK" w:eastAsia="方正仿宋_GBK" w:hAnsi="楷体" w:hint="eastAsia"/>
+          <w:sz w:val="22"/>
+          <w:szCs w:val="28"/>
+        </w:rPr>
+        <w:t>以航空发动机预冷器为代表的紧凑高热流密度通道内沸腾过程，具有显著物性跃变、快速界面演化、局部体积剧变和多时间尺度特征，对复杂相变过程的可靠数值预测提出挑战。传统网格法常需频繁重构界面；现有光滑粒子流体动力学方法(SPH)常将两相分离处理，缺乏统一的守恒一致性约束。本项目面向强物性跃变沸腾两相流，开展不可压-可压SPH耦合方法研究，以守恒一致性为主线，构建界面动量一致交换的统一离散框架，在此基础上建立相变守恒闭合与界面协同交换的耦合更新方法，进一步发展适用于体积剧变和多时间尺度条件下的时空同步推进策略，实现强耦合过程中界面交换、相变更新与时空推进的统一约束和守恒匹配。通过收敛性分析与典型算例的分层验证，形成可复用的算法框架与验证流程。预期揭示强耦合沸腾两相流跨相离散中的关键约束关系，发展适用于强物性跃变复杂相变过程的无网格高保真数值方法，为相关问题的可信数值预测提供方法基础。</w:t>
+      </w:r>
+    </w:p>
+    <w:p>
+      <w:pPr>
+        <w:widowControl/>
+        <w:adjustRightInd w:val="0"/>
+        <w:snapToGrid w:val="0"/>
+        <w:rPr>
+          <w:rFonts w:ascii="方正仿宋_GBK" w:eastAsia="方正仿宋_GBK" w:hAnsi="楷体"/>
+          <w:sz w:val="22"/>
+          <w:szCs w:val="28"/>
+        </w:rPr>
+      </w:pPr>
+    </w:p>
+    <w:p>
+      <w:pPr>
+        <w:widowControl/>
+        <w:adjustRightInd w:val="0"/>
+        <w:snapToGrid w:val="0"/>
+        <w:rPr>
+          <w:rFonts w:ascii="方正仿宋_GBK" w:eastAsia="方正仿宋_GBK" w:hAnsi="楷体"/>
+          <w:b/>
+          <w:bCs/>
+          <w:sz w:val="22"/>
+          <w:szCs w:val="28"/>
+        </w:rPr>
+      </w:pPr>
+      <w:bookmarkStart w:id="0" w:name="OLE_LINK1"/>
+      <w:bookmarkStart w:id="1" w:name="OLE_LINK3"/>
+      <w:r>
+        <w:rPr>
+          <w:rFonts w:ascii="方正仿宋_GBK" w:eastAsia="方正仿宋_GBK" w:hAnsi="楷体" w:hint="eastAsia"/>
+          <w:b/>
+          <w:bCs/>
+          <w:sz w:val="22"/>
+          <w:szCs w:val="28"/>
+        </w:rPr>
+        <w:lastRenderedPageBreak/>
+        <w:t>以航空发动机预冷器为代表的紧凑高热流密度通道内，沸腾过程伴随显著物性跃变、快速界面演化、局部体积剧变以及多时间尺度耦合特征，给复杂相变过程的可靠数值预测带来挑战。传统网格法常需频繁重构界面；现有光滑粒子流体动力学方法(SPH)常将两相分离处理，缺乏统一的守恒一致性约束。本项目面向强物性跃变沸腾两相流，开展不可压-可压SPH耦合方法研究，以守恒一致性为主线，构建界面动量一致交换的统一离散框架，在此基础上建立相变守恒闭合与界面交换协同的耦合更新方法，进一步发展适用于体积剧变和多时间尺度条件下的时空同步推进策略，实现强耦合过程中界面交换、相变更新与时空推进的统一约束和守恒匹配。通过收敛性分析与典型算例的分层验证，形成可复用的算法框架与验证流程。预期揭示强耦合沸腾两相流跨相离散中的关键约束条件，发展适用于强物性跃变复杂相变过程的无网格高保真数值方法，为相关问题的可信数值预测提供方法基础。</w:t>
+      </w:r>
+    </w:p>
+    <w:p>
+      <w:pPr>
+        <w:widowControl/>
+        <w:adjustRightInd w:val="0"/>
+        <w:snapToGrid w:val="0"/>
+        <w:rPr>
+          <w:rFonts w:ascii="方正仿宋_GBK" w:eastAsia="方正仿宋_GBK" w:hAnsi="楷体"/>
+          <w:b/>
+          <w:bCs/>
+          <w:sz w:val="22"/>
+          <w:szCs w:val="28"/>
+        </w:rPr>
+      </w:pPr>
+    </w:p>
+    <w:p>
+      <w:pPr>
+        <w:widowControl/>
+        <w:adjustRightInd w:val="0"/>
+        <w:snapToGrid w:val="0"/>
+        <w:rPr>
+          <w:rFonts w:ascii="方正仿宋_GBK" w:eastAsia="方正仿宋_GBK" w:hAnsi="楷体"/>
+          <w:b/>
+          <w:bCs/>
+          <w:sz w:val="22"/>
+          <w:szCs w:val="28"/>
+        </w:rPr>
+      </w:pPr>
+    </w:p>
+    <w:p>
+      <w:pPr>
+        <w:widowControl/>
+        <w:adjustRightInd w:val="0"/>
+        <w:snapToGrid w:val="0"/>
+        <w:rPr>
+          <w:rFonts w:ascii="方正仿宋_GBK" w:eastAsia="方正仿宋_GBK" w:hAnsi="楷体"/>
+          <w:b/>
+          <w:bCs/>
+          <w:sz w:val="22"/>
+          <w:szCs w:val="28"/>
+        </w:rPr>
+      </w:pPr>
+      <w:r>
+        <w:rPr>
+          <w:rFonts w:ascii="方正仿宋_GBK" w:eastAsia="方正仿宋_GBK" w:hAnsi="楷体" w:hint="eastAsia"/>
+          <w:b/>
+          <w:bCs/>
+          <w:sz w:val="22"/>
+          <w:szCs w:val="28"/>
+        </w:rPr>
+        <w:t>以航空发动机预冷器为代表的紧凑高热流密度通道内，沸腾过程伴随显著物性跃变、快速界面演化、局部体积剧变以及多时间尺度耦合特征，给复杂相变过程的可靠数值预测带来挑战。无网格光滑粒子流体动力学方法(SPH)在界面追踪具有优势，但现有SPH</w:t>
+      </w:r>
+      <w:r>
+        <w:rPr>
+          <w:rFonts w:ascii="方正仿宋_GBK" w:eastAsia="方正仿宋_GBK" w:hAnsi="楷体" w:hint="eastAsia"/>
+          <w:b/>
+          <w:bCs/>
+          <w:sz w:val="22"/>
+          <w:szCs w:val="28"/>
+        </w:rPr>
+        <w:t>方法</w:t>
+      </w:r>
+      <w:r>
+        <w:rPr>
+          <w:rFonts w:ascii="方正仿宋_GBK" w:eastAsia="方正仿宋_GBK" w:hAnsi="楷体" w:hint="eastAsia"/>
+          <w:b/>
+          <w:bCs/>
+          <w:sz w:val="22"/>
+          <w:szCs w:val="28"/>
+        </w:rPr>
+        <w:t>常将两相分离处理，缺乏统一的守恒一致性约束。本项目面向强物性跃变沸腾两相流，开展不可压-可压SPH耦合方法研究，以守恒一致性为主线，构建界面动量一致交换的统一离散框架，在此基础上建立相变守恒闭合与界面交换协同的耦合更新方法，进一步发展适用于体积剧变和多时间尺度条件下的时空同步推进策略，实现强耦合过程中界面交换、相变更新与时空推进的统一约束和守恒匹配。通过收敛性分析与典型算例的分层验证，形成可复用的算法框架与验证流程。预期揭示强耦合沸腾两相流跨相离散中的关键约束条件，发展适用于强物性跃变复杂相变过程的无网格高保真数值方法，为相关问题的可信数值预测提供方法基础。</w:t>
+      </w:r>
+    </w:p>
+    <w:p>
+      <w:pPr>
+        <w:widowControl/>
+        <w:adjustRightInd w:val="0"/>
+        <w:snapToGrid w:val="0"/>
+        <w:rPr>
+          <w:rFonts w:ascii="方正仿宋_GBK" w:eastAsia="方正仿宋_GBK" w:hAnsi="楷体" w:hint="eastAsia"/>
+          <w:b/>
+          <w:bCs/>
+          <w:sz w:val="22"/>
+          <w:szCs w:val="28"/>
+        </w:rPr>
+      </w:pPr>
+    </w:p>
+    <w:p>
+      <w:pPr>
+        <w:widowControl/>
+        <w:adjustRightInd w:val="0"/>
+        <w:snapToGrid w:val="0"/>
+        <w:rPr>
+          <w:rFonts w:ascii="方正仿宋_GBK" w:eastAsia="方正仿宋_GBK" w:hAnsi="楷体"/>
+          <w:b/>
+          <w:bCs/>
+          <w:sz w:val="22"/>
+          <w:szCs w:val="28"/>
+        </w:rPr>
+      </w:pPr>
+    </w:p>
+    <w:p>
+      <w:pPr>
+        <w:widowControl/>
+        <w:adjustRightInd w:val="0"/>
+        <w:snapToGrid w:val="0"/>
+        <w:rPr>
+          <w:rFonts w:ascii="方正仿宋_GBK" w:eastAsia="方正仿宋_GBK" w:hAnsi="楷体"/>
+          <w:b/>
+          <w:bCs/>
+          <w:sz w:val="22"/>
+          <w:szCs w:val="28"/>
+        </w:rPr>
+      </w:pPr>
+      <w:r>
+        <w:rPr>
+          <w:rFonts w:ascii="方正仿宋_GBK" w:eastAsia="方正仿宋_GBK" w:hAnsi="楷体" w:hint="eastAsia"/>
+          <w:b/>
+          <w:bCs/>
+          <w:sz w:val="22"/>
+          <w:szCs w:val="28"/>
+        </w:rPr>
+        <w:t>以航空发动机预冷器为代表的紧凑高热流密度通道内，沸腾过程伴随显著物性跃变、快速界面演化、局部体积剧变以及多时间尺度耦合特征，给复杂相变过程的可靠数值预测带来挑战。无网格光滑粒子流体动力学方法(SPH)在</w:t>
+      </w:r>
+      <w:r>
+        <w:rPr>
+          <w:rFonts w:ascii="方正仿宋_GBK" w:eastAsia="方正仿宋_GBK" w:hAnsi="楷体" w:hint="eastAsia"/>
+          <w:b/>
+          <w:bCs/>
+          <w:sz w:val="22"/>
+          <w:szCs w:val="28"/>
+        </w:rPr>
+        <w:t>界面追踪具有优势，但现有SPH方法常将两相分离处理，缺乏统一</w:t>
+      </w:r>
+      <w:r>
+        <w:rPr>
+          <w:rFonts w:ascii="方正仿宋_GBK" w:eastAsia="方正仿宋_GBK" w:hAnsi="楷体" w:hint="eastAsia"/>
+          <w:b/>
+          <w:bCs/>
+          <w:sz w:val="22"/>
+          <w:szCs w:val="28"/>
+        </w:rPr>
+        <w:t>统一的守恒一致性约束。本项目面向强物性跃变沸腾两相流，</w:t>
+      </w:r>
+      <w:r>
+        <w:rPr>
+          <w:rFonts w:ascii="方正仿宋_GBK" w:eastAsia="方正仿宋_GBK" w:hAnsi="楷体" w:hint="eastAsia"/>
+          <w:b/>
+          <w:bCs/>
+          <w:sz w:val="22"/>
+          <w:szCs w:val="28"/>
+        </w:rPr>
+        <w:t>基于两相数值处理策略不同，</w:t>
+      </w:r>
+      <w:r>
+        <w:rPr>
+          <w:rFonts w:ascii="方正仿宋_GBK" w:eastAsia="方正仿宋_GBK" w:hAnsi="楷体" w:hint="eastAsia"/>
+          <w:b/>
+          <w:bCs/>
+          <w:sz w:val="22"/>
+          <w:szCs w:val="28"/>
+        </w:rPr>
+        <w:t>开展不可压-可压SPH耦合方法研究，以守恒一致性为主线，构建界面动量一致交换的统一离散框架，在此基础上建立相变守恒闭合与界面交换协同的耦合更新方法，进一步发展适用于体积剧变和多时间尺度条件下的时空同步推进策略，实现强耦合过程中界面交换、相变更新与时空推进的统一约束和守恒匹配。通过收敛性分析与典型算例的分层验证，形成可复用的算法框架与验证流程。预期揭示强耦合沸腾两相流跨相离散中的关键约束条件，发展适用于强物性跃变复杂相变过程的无网格高保真数值方法，为相关问题的可信数值预测提供方法基础。</w:t>
+      </w:r>
+    </w:p>
+    <w:p>
+      <w:pPr>
+        <w:widowControl/>
+        <w:adjustRightInd w:val="0"/>
+        <w:snapToGrid w:val="0"/>
+        <w:rPr>
+          <w:rFonts w:ascii="方正仿宋_GBK" w:eastAsia="方正仿宋_GBK" w:hAnsi="楷体"/>
+          <w:b/>
+          <w:bCs/>
+          <w:sz w:val="22"/>
+          <w:szCs w:val="28"/>
+        </w:rPr>
+      </w:pPr>
+    </w:p>
+    <w:p>
+      <w:pPr>
+        <w:widowControl/>
+        <w:adjustRightInd w:val="0"/>
+        <w:snapToGrid w:val="0"/>
+        <w:rPr>
+          <w:rFonts w:ascii="方正仿宋_GBK" w:eastAsia="方正仿宋_GBK" w:hAnsi="楷体"/>
+          <w:b/>
+          <w:bCs/>
+          <w:sz w:val="22"/>
+          <w:szCs w:val="28"/>
+        </w:rPr>
+      </w:pPr>
+      <w:r>
+        <w:rPr>
+          <w:rFonts w:ascii="方正仿宋_GBK" w:eastAsia="方正仿宋_GBK" w:hAnsi="楷体"/>
+          <w:b/>
+          <w:bCs/>
+          <w:sz w:val="22"/>
+          <w:szCs w:val="28"/>
+        </w:rPr>
+        <w:t>以航空发动机预冷器为代表的紧凑高热流密度通道内，沸腾过程伴随强物性跃变、界面快速演化、局部体积剧变及多时间尺度并存等特征，使复杂相变过程的可靠数值预测面临挑战。无网格光滑粒子流体动力学方法</w:t>
+      </w:r>
+      <w:r>
+        <w:rPr>
+          <w:rFonts w:ascii="方正仿宋_GBK" w:eastAsia="方正仿宋_GBK" w:hAnsi="楷体" w:hint="eastAsia"/>
+          <w:b/>
+          <w:bCs/>
+          <w:sz w:val="22"/>
+          <w:szCs w:val="28"/>
+        </w:rPr>
+        <w:t>(SPH)</w:t>
+      </w:r>
+      <w:r>
+        <w:rPr>
+          <w:rFonts w:ascii="方正仿宋_GBK" w:eastAsia="方正仿宋_GBK" w:hAnsi="楷体"/>
+          <w:b/>
+          <w:bCs/>
+          <w:sz w:val="22"/>
+          <w:szCs w:val="28"/>
+        </w:rPr>
+        <w:t>在界面随动和拓扑变化处理中具有优势，</w:t>
+      </w:r>
+      <w:r>
+        <w:rPr>
+          <w:rFonts w:ascii="方正仿宋_GBK" w:eastAsia="方正仿宋_GBK" w:hAnsi="楷体" w:hint="eastAsia"/>
+          <w:b/>
+          <w:bCs/>
+          <w:sz w:val="22"/>
+          <w:szCs w:val="28"/>
+        </w:rPr>
+        <w:t>但现有SPH方法常将两相分离处理，缺乏统一</w:t>
+      </w:r>
+      <w:r>
+        <w:rPr>
+          <w:rFonts w:ascii="方正仿宋_GBK" w:eastAsia="方正仿宋_GBK" w:hAnsi="楷体" w:hint="eastAsia"/>
+          <w:b/>
+          <w:bCs/>
+          <w:sz w:val="22"/>
+          <w:szCs w:val="28"/>
+        </w:rPr>
+        <w:t>的守恒一致性约束。</w:t>
+      </w:r>
+      <w:r>
+        <w:rPr>
+          <w:rFonts w:ascii="方正仿宋_GBK" w:eastAsia="方正仿宋_GBK" w:hAnsi="楷体" w:hint="eastAsia"/>
+          <w:b/>
+          <w:bCs/>
+          <w:sz w:val="22"/>
+          <w:szCs w:val="28"/>
+        </w:rPr>
+        <w:t>为此，</w:t>
+      </w:r>
+      <w:r>
+        <w:rPr>
+          <w:rFonts w:ascii="方正仿宋_GBK" w:eastAsia="方正仿宋_GBK" w:hAnsi="楷体"/>
+          <w:b/>
+          <w:bCs/>
+          <w:sz w:val="22"/>
+          <w:szCs w:val="28"/>
+        </w:rPr>
+        <w:t>本项目面向强物性跃变沸腾两相流，</w:t>
+      </w:r>
+      <w:r>
+        <w:rPr>
+          <w:rFonts w:ascii="方正仿宋_GBK" w:eastAsia="方正仿宋_GBK" w:hAnsi="楷体" w:hint="eastAsia"/>
+          <w:b/>
+          <w:bCs/>
+          <w:sz w:val="22"/>
+          <w:szCs w:val="28"/>
+        </w:rPr>
+        <w:t>针对</w:t>
+      </w:r>
+      <w:r>
+        <w:rPr>
+          <w:rFonts w:ascii="方正仿宋_GBK" w:eastAsia="方正仿宋_GBK" w:hAnsi="楷体"/>
+          <w:b/>
+          <w:bCs/>
+          <w:sz w:val="22"/>
+          <w:szCs w:val="28"/>
+        </w:rPr>
+        <w:t>液相与气相不同数值求解特征，开展不可压</w:t>
+      </w:r>
+      <w:r>
+        <w:rPr>
+          <w:rFonts w:ascii="方正仿宋_GBK" w:eastAsia="方正仿宋_GBK" w:hAnsi="楷体" w:hint="eastAsia"/>
+          <w:b/>
+          <w:bCs/>
+          <w:sz w:val="22"/>
+          <w:szCs w:val="28"/>
+        </w:rPr>
+        <w:t>-</w:t>
+      </w:r>
+      <w:r>
+        <w:rPr>
+          <w:rFonts w:ascii="方正仿宋_GBK" w:eastAsia="方正仿宋_GBK" w:hAnsi="楷体"/>
+          <w:b/>
+          <w:bCs/>
+          <w:sz w:val="22"/>
+          <w:szCs w:val="28"/>
+        </w:rPr>
+        <w:t>可压SPH耦合</w:t>
+      </w:r>
+      <w:r>
+        <w:rPr>
+          <w:rFonts w:ascii="方正仿宋_GBK" w:eastAsia="方正仿宋_GBK" w:hAnsi="楷体"/>
+          <w:b/>
+          <w:bCs/>
+          <w:sz w:val="22"/>
+          <w:szCs w:val="28"/>
+        </w:rPr>
+        <w:lastRenderedPageBreak/>
+        <w:t>方法研究</w:t>
+      </w:r>
+      <w:r>
+        <w:rPr>
+          <w:rFonts w:ascii="方正仿宋_GBK" w:eastAsia="方正仿宋_GBK" w:hAnsi="楷体" w:hint="eastAsia"/>
+          <w:b/>
+          <w:bCs/>
+          <w:sz w:val="22"/>
+          <w:szCs w:val="28"/>
+        </w:rPr>
+        <w:t>。</w:t>
+      </w:r>
+      <w:r>
+        <w:rPr>
+          <w:rFonts w:ascii="方正仿宋_GBK" w:eastAsia="方正仿宋_GBK" w:hAnsi="楷体"/>
+          <w:b/>
+          <w:bCs/>
+          <w:sz w:val="22"/>
+          <w:szCs w:val="28"/>
+        </w:rPr>
+        <w:t>以守恒一致性为主线，</w:t>
+      </w:r>
+      <w:r>
+        <w:rPr>
+          <w:rFonts w:ascii="方正仿宋_GBK" w:eastAsia="方正仿宋_GBK" w:hAnsi="楷体" w:hint="eastAsia"/>
+          <w:b/>
+          <w:bCs/>
+          <w:sz w:val="22"/>
+          <w:szCs w:val="28"/>
+        </w:rPr>
+        <w:t>构建界面动量一致交换的统一离散框架，在此基础上建立相变守恒闭合与界面交换协同的耦合更新方法，进一步发展适用于体积剧变和多时间尺度条件下的时空同步推进策略，实现强耦合过程中界面交换、相变更新与时空推进的统一约束和守恒匹配。通过收敛性分析与典型算例的分层验证，形成可复用的算法框架与验证流程。预期揭示强耦合沸腾两相流跨相离散中的关键约束条件，发展适用于强物性跃变复杂相变过程的无网格高保真数值方法，为相关问题的可信数值预测提供方法基础。</w:t>
+      </w:r>
+    </w:p>
+    <w:p>
+      <w:pPr>
+        <w:widowControl/>
+        <w:adjustRightInd w:val="0"/>
+        <w:snapToGrid w:val="0"/>
+        <w:rPr>
+          <w:rFonts w:ascii="方正仿宋_GBK" w:eastAsia="方正仿宋_GBK" w:hAnsi="楷体"/>
+          <w:b/>
+          <w:bCs/>
+          <w:sz w:val="22"/>
+          <w:szCs w:val="28"/>
+        </w:rPr>
+      </w:pPr>
+    </w:p>
+    <w:p>
+      <w:pPr>
+        <w:widowControl/>
+        <w:adjustRightInd w:val="0"/>
+        <w:snapToGrid w:val="0"/>
+        <w:rPr>
+          <w:rFonts w:ascii="方正仿宋_GBK" w:eastAsia="方正仿宋_GBK" w:hAnsi="楷体"/>
+          <w:b/>
+          <w:bCs/>
+          <w:sz w:val="22"/>
+          <w:szCs w:val="28"/>
+        </w:rPr>
+      </w:pPr>
+    </w:p>
+    <w:p>
+      <w:pPr>
+        <w:widowControl/>
+        <w:adjustRightInd w:val="0"/>
+        <w:snapToGrid w:val="0"/>
+        <w:rPr>
+          <w:rFonts w:ascii="方正仿宋_GBK" w:eastAsia="方正仿宋_GBK" w:hAnsi="楷体"/>
+          <w:b/>
+          <w:bCs/>
+          <w:sz w:val="22"/>
+          <w:szCs w:val="28"/>
+        </w:rPr>
+      </w:pPr>
+      <w:r>
+        <w:rPr>
+          <w:rFonts w:ascii="方正仿宋_GBK" w:eastAsia="方正仿宋_GBK" w:hAnsi="楷体"/>
+          <w:b/>
+          <w:bCs/>
+          <w:sz w:val="22"/>
+          <w:szCs w:val="28"/>
+        </w:rPr>
+        <w:t>以航空发动机预冷器为代表的紧凑高热流密度通道内，沸腾过程</w:t>
+      </w:r>
+      <w:r>
+        <w:rPr>
+          <w:rFonts w:ascii="方正仿宋_GBK" w:eastAsia="方正仿宋_GBK" w:hAnsi="楷体" w:hint="eastAsia"/>
+          <w:b/>
+          <w:bCs/>
+          <w:sz w:val="22"/>
+          <w:szCs w:val="28"/>
+        </w:rPr>
+        <w:t>具有</w:t>
+      </w:r>
+      <w:r>
+        <w:rPr>
+          <w:rFonts w:ascii="方正仿宋_GBK" w:eastAsia="方正仿宋_GBK" w:hAnsi="楷体"/>
+          <w:b/>
+          <w:bCs/>
+          <w:sz w:val="22"/>
+          <w:szCs w:val="28"/>
+        </w:rPr>
+        <w:t>强物性跃变、界面快速演化、局部体积剧变和多时间尺度并存等特征，使复杂相变过程的可靠数值预测面临挑战。无网格光滑粒子流体动力学方法（SPH）在界面随动和拓扑变化处理中具有优势，但现有SPH方法常将两相</w:t>
+      </w:r>
+      <w:r>
+        <w:rPr>
+          <w:rFonts w:ascii="方正仿宋_GBK" w:eastAsia="方正仿宋_GBK" w:hAnsi="楷体" w:hint="eastAsia"/>
+          <w:b/>
+          <w:bCs/>
+          <w:sz w:val="22"/>
+          <w:szCs w:val="28"/>
+        </w:rPr>
+        <w:t>分离处理</w:t>
+      </w:r>
+      <w:r>
+        <w:rPr>
+          <w:rFonts w:ascii="方正仿宋_GBK" w:eastAsia="方正仿宋_GBK" w:hAnsi="楷体"/>
+          <w:b/>
+          <w:bCs/>
+          <w:sz w:val="22"/>
+          <w:szCs w:val="28"/>
+        </w:rPr>
+        <w:t>，缺乏统一的守恒一致性约束。为此，本项目面向强物性跃变沸腾两相流，针对液气两相不同数值求解特征，开展不可压-可压SPH耦合方法研究。以守恒一致性为主线，构建界面动量一致交换的统一离散框架，建立相变守恒闭合与界面交换协同的耦合更新方法，并发展适用于体积剧变和多时间尺度条件下的时空同步推进策略，实现强耦合过程中界面交换、相变更新与时空推进的统一约束和守恒匹配。通过收敛性分析与典型算例分层验证，形成可复用的算法框架与验证流程。预期揭示强耦合沸腾两相流</w:t>
+      </w:r>
+      <w:r>
+        <w:rPr>
+          <w:rFonts w:ascii="方正仿宋_GBK" w:eastAsia="方正仿宋_GBK" w:hAnsi="楷体" w:hint="eastAsia"/>
+          <w:b/>
+          <w:bCs/>
+          <w:sz w:val="22"/>
+          <w:szCs w:val="28"/>
+        </w:rPr>
+        <w:t>两</w:t>
+      </w:r>
+      <w:r>
+        <w:rPr>
+          <w:rFonts w:ascii="方正仿宋_GBK" w:eastAsia="方正仿宋_GBK" w:hAnsi="楷体"/>
+          <w:b/>
+          <w:bCs/>
+          <w:sz w:val="22"/>
+          <w:szCs w:val="28"/>
+        </w:rPr>
+        <w:t>相离散中的关键约束关系，发展适用于强物性跃变复杂相变过程的无网格高保真数值方法，为相关问题的可信数值预测提供方法基础。</w:t>
+      </w:r>
+    </w:p>
+    <w:p>
+      <w:pPr>
+        <w:widowControl/>
+        <w:adjustRightInd w:val="0"/>
+        <w:snapToGrid w:val="0"/>
+        <w:rPr>
+          <w:rFonts w:ascii="方正仿宋_GBK" w:eastAsia="方正仿宋_GBK" w:hAnsi="楷体"/>
+          <w:b/>
+          <w:bCs/>
+          <w:sz w:val="22"/>
+          <w:szCs w:val="28"/>
+        </w:rPr>
+      </w:pPr>
+    </w:p>
+    <w:p>
+      <w:pPr>
+        <w:widowControl/>
+        <w:adjustRightInd w:val="0"/>
+        <w:snapToGrid w:val="0"/>
+        <w:rPr>
+          <w:rFonts w:ascii="方正仿宋_GBK" w:eastAsia="方正仿宋_GBK" w:hAnsi="楷体"/>
+          <w:b/>
+          <w:bCs/>
+          <w:sz w:val="22"/>
+          <w:szCs w:val="28"/>
+        </w:rPr>
+      </w:pPr>
+      <w:r>
+        <w:rPr>
+          <w:rFonts w:ascii="方正仿宋_GBK" w:eastAsia="方正仿宋_GBK" w:hAnsi="楷体" w:hint="eastAsia"/>
+          <w:b/>
+          <w:bCs/>
+          <w:color w:val="FF0000"/>
+          <w:sz w:val="22"/>
+          <w:szCs w:val="28"/>
+        </w:rPr>
+        <w:t>在以航空发动机预冷器为代表的紧凑高热流密度通道中，沸腾过程伴随强物性跃变、界面快速演化、局部体积剧变与多时间尺度耦合，使复杂相变的可靠数值预测面临挑战。无网格光滑粒子流体动力学方法（SPH）在界面随动和拓扑变化处理中具有优势，但现有SPH方法多将两相分离处理，缺乏统一的守恒一致性约束。为此，本项目面向强物性跃变沸腾两相流，针对液气两相不同数值求解特征，开展不可压-可压SPH耦合方法研究。以守恒一致性为主线，构建界面动量一致交换的统一离散框架，建立相变守恒闭合与界面通量交换协同的耦合更新方法，并发展适用于体积剧变和多时间尺度并存的时空同步推进策略，实现界面交换、相变更新与时空推进的统一约束与守恒匹配。通过收敛性分析和典型算例分层验证，形成算法框架与验证流程。预期揭示强物性跃变沸腾两相流跨相离散的关键约束关系，发展适用于复杂相变过程的无网格高保真数值方法，为相关问题的可信数值预测提供方法基础。</w:t>
+      </w:r>
+    </w:p>
+    <w:p>
+      <w:pPr>
+        <w:widowControl/>
+        <w:adjustRightInd w:val="0"/>
+        <w:snapToGrid w:val="0"/>
+        <w:rPr>
+          <w:rFonts w:ascii="方正仿宋_GBK" w:eastAsia="方正仿宋_GBK" w:hAnsi="楷体"/>
+          <w:b/>
+          <w:bCs/>
+          <w:sz w:val="22"/>
+          <w:szCs w:val="28"/>
+        </w:rPr>
+      </w:pPr>
+    </w:p>
+    <w:p>
+      <w:pPr>
+        <w:widowControl/>
+        <w:adjustRightInd w:val="0"/>
+        <w:snapToGrid w:val="0"/>
+        <w:rPr>
+          <w:rFonts w:ascii="方正仿宋_GBK" w:eastAsia="方正仿宋_GBK" w:hAnsi="楷体"/>
+          <w:b/>
+          <w:bCs/>
+          <w:sz w:val="22"/>
+          <w:szCs w:val="28"/>
+        </w:rPr>
+      </w:pPr>
+    </w:p>
+    <w:p>
+      <w:pPr>
+        <w:widowControl/>
+        <w:adjustRightInd w:val="0"/>
+        <w:snapToGrid w:val="0"/>
+        <w:rPr>
+          <w:rFonts w:ascii="方正仿宋_GBK" w:eastAsia="方正仿宋_GBK" w:hAnsi="楷体" w:hint="eastAsia"/>
+          <w:b/>
+          <w:bCs/>
+          <w:sz w:val="22"/>
+          <w:szCs w:val="28"/>
+        </w:rPr>
+      </w:pPr>
+    </w:p>
+    <w:p>
+      <w:pPr>
+        <w:widowControl/>
+        <w:adjustRightInd w:val="0"/>
+        <w:snapToGrid w:val="0"/>
+        <w:rPr>
+          <w:rFonts w:ascii="方正仿宋_GBK" w:eastAsia="方正仿宋_GBK" w:hAnsi="楷体"/>
+          <w:b/>
+          <w:bCs/>
+          <w:sz w:val="22"/>
+          <w:szCs w:val="28"/>
+        </w:rPr>
+      </w:pPr>
+    </w:p>
+    <w:p>
+      <w:pPr>
+        <w:widowControl/>
+        <w:adjustRightInd w:val="0"/>
+        <w:snapToGrid w:val="0"/>
+        <w:rPr>
+          <w:rFonts w:ascii="方正仿宋_GBK" w:eastAsia="方正仿宋_GBK" w:hAnsi="楷体"/>
+          <w:b/>
+          <w:bCs/>
+          <w:sz w:val="22"/>
+          <w:szCs w:val="28"/>
+        </w:rPr>
+      </w:pPr>
+    </w:p>
+    <w:p>
+      <w:pPr>
+        <w:widowControl/>
+        <w:adjustRightInd w:val="0"/>
+        <w:snapToGrid w:val="0"/>
+        <w:rPr>
+          <w:rFonts w:ascii="方正仿宋_GBK" w:eastAsia="方正仿宋_GBK" w:hAnsi="楷体"/>
+          <w:b/>
+          <w:bCs/>
+          <w:sz w:val="22"/>
+          <w:szCs w:val="28"/>
+        </w:rPr>
+      </w:pPr>
+    </w:p>
+    <w:p>
+      <w:pPr>
+        <w:widowControl/>
+        <w:adjustRightInd w:val="0"/>
+        <w:snapToGrid w:val="0"/>
+        <w:rPr>
+          <w:rFonts w:ascii="方正仿宋_GBK" w:eastAsia="方正仿宋_GBK" w:hAnsi="楷体"/>
+          <w:b/>
+          <w:bCs/>
+          <w:sz w:val="22"/>
+          <w:szCs w:val="28"/>
+        </w:rPr>
+      </w:pPr>
+    </w:p>
+    <w:p>
+      <w:pPr>
+        <w:widowControl/>
+        <w:adjustRightInd w:val="0"/>
+        <w:snapToGrid w:val="0"/>
+        <w:rPr>
+          <w:rFonts w:ascii="方正仿宋_GBK" w:eastAsia="方正仿宋_GBK" w:hAnsi="楷体"/>
+          <w:b/>
+          <w:bCs/>
+          <w:sz w:val="22"/>
+          <w:szCs w:val="28"/>
+        </w:rPr>
+      </w:pPr>
+    </w:p>
+    <w:p>
+      <w:pPr>
+        <w:widowControl/>
+        <w:adjustRightInd w:val="0"/>
+        <w:snapToGrid w:val="0"/>
+        <w:rPr>
+          <w:rFonts w:ascii="方正仿宋_GBK" w:eastAsia="方正仿宋_GBK" w:hAnsi="楷体"/>
+          <w:b/>
+          <w:bCs/>
+          <w:sz w:val="22"/>
+          <w:szCs w:val="28"/>
+        </w:rPr>
+      </w:pPr>
+    </w:p>
+    <w:p>
+      <w:pPr>
+        <w:widowControl/>
+        <w:adjustRightInd w:val="0"/>
+        <w:snapToGrid w:val="0"/>
+        <w:rPr>
+          <w:rFonts w:ascii="方正仿宋_GBK" w:eastAsia="方正仿宋_GBK" w:hAnsi="楷体"/>
+          <w:b/>
+          <w:bCs/>
+          <w:sz w:val="22"/>
+          <w:szCs w:val="28"/>
+        </w:rPr>
+      </w:pPr>
+    </w:p>
+    <w:p>
+      <w:pPr>
+        <w:widowControl/>
+        <w:adjustRightInd w:val="0"/>
+        <w:snapToGrid w:val="0"/>
+        <w:rPr>
+          <w:rFonts w:ascii="方正仿宋_GBK" w:eastAsia="方正仿宋_GBK" w:hAnsi="楷体"/>
+          <w:b/>
+          <w:bCs/>
+          <w:sz w:val="22"/>
+          <w:szCs w:val="28"/>
+        </w:rPr>
+      </w:pPr>
+    </w:p>
+    <w:p>
+      <w:pPr>
+        <w:widowControl/>
+        <w:adjustRightInd w:val="0"/>
+        <w:snapToGrid w:val="0"/>
+        <w:rPr>
+          <w:rFonts w:ascii="方正仿宋_GBK" w:eastAsia="方正仿宋_GBK" w:hAnsi="楷体" w:hint="eastAsia"/>
+          <w:b/>
+          <w:bCs/>
+          <w:sz w:val="22"/>
+          <w:szCs w:val="28"/>
+        </w:rPr>
+      </w:pPr>
+    </w:p>
+    <w:p>
+      <w:pPr>
+        <w:widowControl/>
+        <w:adjustRightInd w:val="0"/>
+        <w:snapToGrid w:val="0"/>
+        <w:rPr>
+          <w:rFonts w:ascii="方正仿宋_GBK" w:eastAsia="方正仿宋_GBK" w:hAnsi="楷体"/>
+          <w:b/>
+          <w:bCs/>
+          <w:sz w:val="22"/>
+          <w:szCs w:val="28"/>
+        </w:rPr>
+      </w:pPr>
+    </w:p>
+    <w:p>
+      <w:pPr>
+        <w:widowControl/>
+        <w:adjustRightInd w:val="0"/>
+        <w:snapToGrid w:val="0"/>
+        <w:rPr>
+          <w:rFonts w:ascii="Times New Roman" w:eastAsia="方正仿宋_GBK" w:hAnsi="Times New Roman" w:cs="Times New Roman"/>
+          <w:sz w:val="22"/>
+          <w:szCs w:val="28"/>
+        </w:rPr>
+      </w:pPr>
+      <w:r>
+        <w:rPr>
+          <w:rFonts w:ascii="Times New Roman" w:eastAsia="方正仿宋_GBK" w:hAnsi="Times New Roman" w:cs="Times New Roman"/>
+          <w:sz w:val="22"/>
+          <w:szCs w:val="28"/>
+        </w:rPr>
+        <w:t>In compact high heat flux channels such as those in aeroengine precoolers, boiling involves pronounced thermophysical property jumps, rapid interfacial evolution, local volume change, and multi-time-scale coupling, which make the reliable numerical prediction of complex phase-change processes highly challenging. Smoothed particle hydrodynamics (SPH), as a meshfree method, has advantages in interface tracking; however, existing SPH methods usually handle the two phases separately and lack unified conservation-consistent constraints.</w:t>
+      </w:r>
+      <w:r>
+        <w:rPr>
+          <w:rFonts w:ascii="Times New Roman" w:eastAsia="方正仿宋_GBK" w:hAnsi="Times New Roman" w:cs="Times New Roman" w:hint="eastAsia"/>
+          <w:sz w:val="22"/>
+          <w:szCs w:val="28"/>
+        </w:rPr>
+        <w:t xml:space="preserve"> </w:t>
+      </w:r>
+      <w:r>
+        <w:rPr>
+          <w:rFonts w:ascii="Times New Roman" w:eastAsia="方正仿宋_GBK" w:hAnsi="Times New Roman" w:cs="Times New Roman"/>
+          <w:sz w:val="22"/>
+          <w:szCs w:val="28"/>
+        </w:rPr>
+        <w:t>This project focuses on boiling two-phase flows with strong thermophysical property jumps and develops an incompressible-compressible SPH coupling method centered on conservation consistency. Specifically, it will construct a unified discrete framework for consistent interfacial momentum exchange, establish a coupled updating method that coordinates conservative phase-change closure with interfacial exchange, and further develop a spatiotemporally synchronized advancement strategy applicable to severe volume change and multi-time-scale conditions. In this way, unified constraints and conservation matching among interfacial exchange, phase-change updating, and spatiotemporal advancement will be achieved in strongly coupled processes.</w:t>
+      </w:r>
+      <w:r>
+        <w:rPr>
+          <w:rFonts w:ascii="Times New Roman" w:eastAsia="方正仿宋_GBK" w:hAnsi="Times New Roman" w:cs="Times New Roman" w:hint="eastAsia"/>
+          <w:sz w:val="22"/>
+          <w:szCs w:val="28"/>
+        </w:rPr>
+        <w:t xml:space="preserve"> </w:t>
+      </w:r>
+      <w:r>
+        <w:rPr>
+          <w:rFonts w:ascii="Times New Roman" w:eastAsia="方正仿宋_GBK" w:hAnsi="Times New Roman" w:cs="Times New Roman"/>
+          <w:sz w:val="22"/>
+          <w:szCs w:val="28"/>
+        </w:rPr>
+        <w:t>Through convergence analysis and hierarchical validation with representative benchmark cases, the project will form a reusable algorithmic framework and verification procedure. It is expected to reveal the key constraint conditions in cross-phase discretization for strongly coupled boiling two-phase flows, develop a meshfree high-fidelity numerical method for complex phase-change processes with strong thermophysical property jumps, and provide methodological support for reliable numerical prediction of related problems.</w:t>
+      </w:r>
+    </w:p>
+    <w:p>
+      <w:pPr>
+        <w:widowControl/>
+        <w:adjustRightInd w:val="0"/>
+        <w:snapToGrid w:val="0"/>
+        <w:rPr>
+          <w:rFonts w:ascii="Times New Roman" w:eastAsia="方正仿宋_GBK" w:hAnsi="Times New Roman" w:cs="Times New Roman"/>
+          <w:sz w:val="22"/>
+          <w:szCs w:val="28"/>
+        </w:rPr>
+      </w:pPr>
+    </w:p>
+    <w:p>
+      <w:pPr>
+        <w:widowControl/>
+        <w:adjustRightInd w:val="0"/>
+        <w:snapToGrid w:val="0"/>
+        <w:rPr>
+          <w:rFonts w:ascii="Times New Roman" w:eastAsia="方正仿宋_GBK" w:hAnsi="Times New Roman" w:cs="Times New Roman"/>
+          <w:sz w:val="22"/>
+          <w:szCs w:val="28"/>
+        </w:rPr>
+      </w:pPr>
+    </w:p>
+    <w:p>
+      <w:pPr>
+        <w:widowControl/>
+        <w:adjustRightInd w:val="0"/>
+        <w:snapToGrid w:val="0"/>
+        <w:rPr>
+          <w:rFonts w:ascii="Times New Roman" w:eastAsia="方正仿宋_GBK" w:hAnsi="Times New Roman" w:cs="Times New Roman" w:hint="eastAsia"/>
+          <w:sz w:val="22"/>
+          <w:szCs w:val="28"/>
+        </w:rPr>
+      </w:pPr>
+      <w:r>
+        <w:rPr>
+          <w:rFonts w:ascii="Times New Roman" w:eastAsia="方正仿宋_GBK" w:hAnsi="Times New Roman" w:cs="Times New Roman"/>
+          <w:sz w:val="22"/>
+          <w:szCs w:val="28"/>
+        </w:rPr>
+        <w:t>incompressible-compressible</w:t>
+      </w:r>
+      <w:r>
+        <w:rPr>
+          <w:rFonts w:ascii="Times New Roman" w:eastAsia="方正仿宋_GBK" w:hAnsi="Times New Roman" w:cs="Times New Roman" w:hint="eastAsia"/>
+          <w:sz w:val="22"/>
+          <w:szCs w:val="28"/>
+        </w:rPr>
+        <w:t xml:space="preserve"> </w:t>
+      </w:r>
+      <w:r>
+        <w:rPr>
+          <w:rFonts w:ascii="Times New Roman" w:eastAsia="方正仿宋_GBK" w:hAnsi="Times New Roman" w:cs="Times New Roman"/>
+          <w:sz w:val="22"/>
+          <w:szCs w:val="28"/>
+        </w:rPr>
+        <w:t>coupling</w:t>
+      </w:r>
+    </w:p>
+    <w:p>
+      <w:pPr>
+        <w:widowControl/>
+        <w:adjustRightInd w:val="0"/>
+        <w:snapToGrid w:val="0"/>
+        <w:rPr>
+          <w:rFonts w:ascii="方正仿宋_GBK" w:eastAsia="方正仿宋_GBK" w:hAnsi="楷体" w:hint="eastAsia"/>
+          <w:b/>
+          <w:bCs/>
+          <w:sz w:val="22"/>
+          <w:szCs w:val="28"/>
+        </w:rPr>
+      </w:pPr>
+    </w:p>
+    <w:p>
+      <w:pPr>
+        <w:widowControl/>
+        <w:adjustRightInd w:val="0"/>
+        <w:snapToGrid w:val="0"/>
+        <w:rPr>
+          <w:rFonts w:ascii="方正仿宋_GBK" w:eastAsia="方正仿宋_GBK" w:hAnsi="楷体"/>
+          <w:b/>
+          <w:bCs/>
+          <w:sz w:val="22"/>
+          <w:szCs w:val="28"/>
+          <w:highlight w:val="yellow"/>
+        </w:rPr>
+      </w:pPr>
+    </w:p>
+    <w:bookmarkEnd w:id="1"/>
+    <w:p>
+      <w:pPr>
+        <w:widowControl/>
+        <w:adjustRightInd w:val="0"/>
+        <w:snapToGrid w:val="0"/>
+        <w:rPr>
+          <w:rFonts w:ascii="方正仿宋_GBK" w:eastAsia="方正仿宋_GBK" w:hAnsi="楷体" w:hint="eastAsia"/>
+          <w:b/>
+          <w:bCs/>
+          <w:sz w:val="22"/>
+          <w:szCs w:val="28"/>
+          <w:highlight w:val="yellow"/>
         </w:rPr>
         <w:sectPr>
           <w:pgSz w:w="11906" w:h="16838"/>
@@ -1346,17 +2851,47 @@
         <w:snapToGrid w:val="0"/>
         <w:rPr>
           <w:rFonts w:ascii="方正仿宋_GBK" w:eastAsia="方正仿宋_GBK" w:hAnsi="楷体"/>
-          <w:sz w:val="22"/>
-          <w:szCs w:val="28"/>
-        </w:rPr>
-      </w:pPr>
-      <w:r>
-        <w:rPr>
-          <w:rFonts w:ascii="方正仿宋_GBK" w:eastAsia="方正仿宋_GBK" w:hAnsi="楷体" w:hint="eastAsia"/>
-          <w:sz w:val="22"/>
-          <w:szCs w:val="28"/>
-        </w:rPr>
-        <w:lastRenderedPageBreak/>
+          <w:b/>
+          <w:bCs/>
+          <w:sz w:val="22"/>
+          <w:szCs w:val="28"/>
+          <w:highlight w:val="yellow"/>
+        </w:rPr>
+      </w:pPr>
+    </w:p>
+    <w:p>
+      <w:pPr>
+        <w:widowControl/>
+        <w:adjustRightInd w:val="0"/>
+        <w:snapToGrid w:val="0"/>
+        <w:rPr>
+          <w:rFonts w:ascii="方正仿宋_GBK" w:eastAsia="方正仿宋_GBK" w:hAnsi="楷体"/>
+          <w:b/>
+          <w:bCs/>
+          <w:sz w:val="22"/>
+          <w:szCs w:val="28"/>
+          <w:highlight w:val="yellow"/>
+        </w:rPr>
+      </w:pPr>
+    </w:p>
+    <w:bookmarkEnd w:id="0"/>
+    <w:p>
+      <w:pPr>
+        <w:widowControl/>
+        <w:adjustRightInd w:val="0"/>
+        <w:snapToGrid w:val="0"/>
+        <w:rPr>
+          <w:rFonts w:ascii="方正仿宋_GBK" w:eastAsia="方正仿宋_GBK" w:hAnsi="楷体" w:hint="eastAsia"/>
+          <w:sz w:val="22"/>
+          <w:szCs w:val="28"/>
+        </w:rPr>
+      </w:pPr>
+      <w:r>
+        <w:rPr>
+          <w:rFonts w:ascii="方正仿宋_GBK" w:eastAsia="方正仿宋_GBK" w:hAnsi="楷体" w:hint="eastAsia"/>
+          <w:sz w:val="22"/>
+          <w:szCs w:val="28"/>
+        </w:rPr>
         <w:t>全局系统提示词</w:t>
       </w:r>
       <w:r>
@@ -1374,7 +2909,7 @@
         <w:adjustRightInd w:val="0"/>
         <w:snapToGrid w:val="0"/>
         <w:rPr>
-          <w:rFonts w:ascii="方正仿宋_GBK" w:eastAsia="方正仿宋_GBK" w:hAnsi="楷体"/>
+          <w:rFonts w:ascii="方正仿宋_GBK" w:eastAsia="方正仿宋_GBK" w:hAnsi="楷体" w:hint="eastAsia"/>
           <w:sz w:val="22"/>
           <w:szCs w:val="28"/>
         </w:rPr>
@@ -1394,19 +2929,19 @@
         <w:adjustRightInd w:val="0"/>
         <w:snapToGrid w:val="0"/>
         <w:rPr>
-          <w:rFonts w:ascii="方正仿宋_GBK" w:eastAsia="方正仿宋_GBK" w:hAnsi="楷体"/>
-          <w:sz w:val="22"/>
-          <w:szCs w:val="28"/>
-        </w:rPr>
-      </w:pPr>
-    </w:p>
-    <w:p>
-      <w:pPr>
-        <w:widowControl/>
-        <w:adjustRightInd w:val="0"/>
-        <w:snapToGrid w:val="0"/>
-        <w:rPr>
-          <w:rFonts w:ascii="方正仿宋_GBK" w:eastAsia="方正仿宋_GBK" w:hAnsi="楷体"/>
+          <w:rFonts w:ascii="方正仿宋_GBK" w:eastAsia="方正仿宋_GBK" w:hAnsi="楷体" w:hint="eastAsia"/>
+          <w:sz w:val="22"/>
+          <w:szCs w:val="28"/>
+        </w:rPr>
+      </w:pPr>
+    </w:p>
+    <w:p>
+      <w:pPr>
+        <w:widowControl/>
+        <w:adjustRightInd w:val="0"/>
+        <w:snapToGrid w:val="0"/>
+        <w:rPr>
+          <w:rFonts w:ascii="方正仿宋_GBK" w:eastAsia="方正仿宋_GBK" w:hAnsi="楷体" w:hint="eastAsia"/>
           <w:sz w:val="22"/>
           <w:szCs w:val="28"/>
         </w:rPr>
@@ -1434,7 +2969,7 @@
         <w:adjustRightInd w:val="0"/>
         <w:snapToGrid w:val="0"/>
         <w:rPr>
-          <w:rFonts w:ascii="方正仿宋_GBK" w:eastAsia="方正仿宋_GBK" w:hAnsi="楷体"/>
+          <w:rFonts w:ascii="方正仿宋_GBK" w:eastAsia="方正仿宋_GBK" w:hAnsi="楷体" w:hint="eastAsia"/>
           <w:sz w:val="22"/>
           <w:szCs w:val="28"/>
         </w:rPr>
@@ -1454,19 +2989,19 @@
         <w:adjustRightInd w:val="0"/>
         <w:snapToGrid w:val="0"/>
         <w:rPr>
-          <w:rFonts w:ascii="方正仿宋_GBK" w:eastAsia="方正仿宋_GBK" w:hAnsi="楷体"/>
-          <w:sz w:val="22"/>
-          <w:szCs w:val="28"/>
-        </w:rPr>
-      </w:pPr>
-    </w:p>
-    <w:p>
-      <w:pPr>
-        <w:widowControl/>
-        <w:adjustRightInd w:val="0"/>
-        <w:snapToGrid w:val="0"/>
-        <w:rPr>
-          <w:rFonts w:ascii="方正仿宋_GBK" w:eastAsia="方正仿宋_GBK" w:hAnsi="楷体"/>
+          <w:rFonts w:ascii="方正仿宋_GBK" w:eastAsia="方正仿宋_GBK" w:hAnsi="楷体" w:hint="eastAsia"/>
+          <w:sz w:val="22"/>
+          <w:szCs w:val="28"/>
+        </w:rPr>
+      </w:pPr>
+    </w:p>
+    <w:p>
+      <w:pPr>
+        <w:widowControl/>
+        <w:adjustRightInd w:val="0"/>
+        <w:snapToGrid w:val="0"/>
+        <w:rPr>
+          <w:rFonts w:ascii="方正仿宋_GBK" w:eastAsia="方正仿宋_GBK" w:hAnsi="楷体" w:hint="eastAsia"/>
           <w:sz w:val="22"/>
           <w:szCs w:val="28"/>
         </w:rPr>
@@ -1494,7 +3029,7 @@
         <w:adjustRightInd w:val="0"/>
         <w:snapToGrid w:val="0"/>
         <w:rPr>
-          <w:rFonts w:ascii="方正仿宋_GBK" w:eastAsia="方正仿宋_GBK" w:hAnsi="楷体"/>
+          <w:rFonts w:ascii="方正仿宋_GBK" w:eastAsia="方正仿宋_GBK" w:hAnsi="楷体" w:hint="eastAsia"/>
           <w:sz w:val="22"/>
           <w:szCs w:val="28"/>
         </w:rPr>
@@ -1514,19 +3049,19 @@
         <w:adjustRightInd w:val="0"/>
         <w:snapToGrid w:val="0"/>
         <w:rPr>
-          <w:rFonts w:ascii="方正仿宋_GBK" w:eastAsia="方正仿宋_GBK" w:hAnsi="楷体"/>
-          <w:sz w:val="22"/>
-          <w:szCs w:val="28"/>
-        </w:rPr>
-      </w:pPr>
-    </w:p>
-    <w:p>
-      <w:pPr>
-        <w:widowControl/>
-        <w:adjustRightInd w:val="0"/>
-        <w:snapToGrid w:val="0"/>
-        <w:rPr>
-          <w:rFonts w:ascii="方正仿宋_GBK" w:eastAsia="方正仿宋_GBK" w:hAnsi="楷体"/>
+          <w:rFonts w:ascii="方正仿宋_GBK" w:eastAsia="方正仿宋_GBK" w:hAnsi="楷体" w:hint="eastAsia"/>
+          <w:sz w:val="22"/>
+          <w:szCs w:val="28"/>
+        </w:rPr>
+      </w:pPr>
+    </w:p>
+    <w:p>
+      <w:pPr>
+        <w:widowControl/>
+        <w:adjustRightInd w:val="0"/>
+        <w:snapToGrid w:val="0"/>
+        <w:rPr>
+          <w:rFonts w:ascii="方正仿宋_GBK" w:eastAsia="方正仿宋_GBK" w:hAnsi="楷体" w:hint="eastAsia"/>
           <w:sz w:val="22"/>
           <w:szCs w:val="28"/>
         </w:rPr>
@@ -1554,7 +3089,7 @@
         <w:adjustRightInd w:val="0"/>
         <w:snapToGrid w:val="0"/>
         <w:rPr>
-          <w:rFonts w:ascii="方正仿宋_GBK" w:eastAsia="方正仿宋_GBK" w:hAnsi="楷体"/>
+          <w:rFonts w:ascii="方正仿宋_GBK" w:eastAsia="方正仿宋_GBK" w:hAnsi="楷体" w:hint="eastAsia"/>
           <w:sz w:val="22"/>
           <w:szCs w:val="28"/>
         </w:rPr>
@@ -1574,19 +3109,19 @@
         <w:adjustRightInd w:val="0"/>
         <w:snapToGrid w:val="0"/>
         <w:rPr>
-          <w:rFonts w:ascii="方正仿宋_GBK" w:eastAsia="方正仿宋_GBK" w:hAnsi="楷体"/>
-          <w:sz w:val="22"/>
-          <w:szCs w:val="28"/>
-        </w:rPr>
-      </w:pPr>
-    </w:p>
-    <w:p>
-      <w:pPr>
-        <w:widowControl/>
-        <w:adjustRightInd w:val="0"/>
-        <w:snapToGrid w:val="0"/>
-        <w:rPr>
-          <w:rFonts w:ascii="方正仿宋_GBK" w:eastAsia="方正仿宋_GBK" w:hAnsi="楷体"/>
+          <w:rFonts w:ascii="方正仿宋_GBK" w:eastAsia="方正仿宋_GBK" w:hAnsi="楷体" w:hint="eastAsia"/>
+          <w:sz w:val="22"/>
+          <w:szCs w:val="28"/>
+        </w:rPr>
+      </w:pPr>
+    </w:p>
+    <w:p>
+      <w:pPr>
+        <w:widowControl/>
+        <w:adjustRightInd w:val="0"/>
+        <w:snapToGrid w:val="0"/>
+        <w:rPr>
+          <w:rFonts w:ascii="方正仿宋_GBK" w:eastAsia="方正仿宋_GBK" w:hAnsi="楷体" w:hint="eastAsia"/>
           <w:sz w:val="22"/>
           <w:szCs w:val="28"/>
         </w:rPr>
@@ -1669,1220 +3204,6 @@
         <w:widowControl/>
         <w:adjustRightInd w:val="0"/>
         <w:snapToGrid w:val="0"/>
-        <w:rPr>
-          <w:rFonts w:ascii="方正仿宋_GBK" w:eastAsia="方正仿宋_GBK" w:hAnsi="楷体"/>
-          <w:sz w:val="22"/>
-          <w:szCs w:val="28"/>
-        </w:rPr>
-      </w:pPr>
-      <w:r>
-        <w:rPr>
-          <w:rFonts w:ascii="方正仿宋_GBK" w:eastAsia="方正仿宋_GBK" w:hAnsi="楷体"/>
-          <w:b/>
-          <w:bCs/>
-          <w:sz w:val="22"/>
-          <w:szCs w:val="28"/>
-        </w:rPr>
-        <w:t>强物性跃变界面动量交换的统一离散与稳定耦合</w:t>
-      </w:r>
-    </w:p>
-    <w:p>
-      <w:pPr>
-        <w:widowControl/>
-        <w:adjustRightInd w:val="0"/>
-        <w:snapToGrid w:val="0"/>
-        <w:rPr>
-          <w:rFonts w:ascii="方正仿宋_GBK" w:eastAsia="方正仿宋_GBK" w:hAnsi="楷体"/>
-          <w:sz w:val="22"/>
-          <w:szCs w:val="28"/>
-        </w:rPr>
-      </w:pPr>
-      <w:r>
-        <w:rPr>
-          <w:rFonts w:ascii="方正仿宋_GBK" w:eastAsia="方正仿宋_GBK" w:hAnsi="楷体"/>
-          <w:sz w:val="22"/>
-          <w:szCs w:val="28"/>
-        </w:rPr>
-        <w:t>那它内部三步最自然的逻辑应该是：</w:t>
-      </w:r>
-    </w:p>
-    <w:p>
-      <w:pPr>
-        <w:widowControl/>
-        <w:adjustRightInd w:val="0"/>
-        <w:snapToGrid w:val="0"/>
-        <w:rPr>
-          <w:rFonts w:ascii="方正仿宋_GBK" w:eastAsia="方正仿宋_GBK" w:hAnsi="楷体"/>
-          <w:b/>
-          <w:bCs/>
-          <w:sz w:val="22"/>
-          <w:szCs w:val="28"/>
-        </w:rPr>
-      </w:pPr>
-      <w:r>
-        <w:rPr>
-          <w:rFonts w:ascii="方正仿宋_GBK" w:eastAsia="方正仿宋_GBK" w:hAnsi="楷体"/>
-          <w:b/>
-          <w:bCs/>
-          <w:sz w:val="22"/>
-          <w:szCs w:val="28"/>
-        </w:rPr>
-        <w:t>第一步：先定义界面上</w:t>
-      </w:r>
-      <w:r>
-        <w:rPr>
-          <w:rFonts w:ascii="方正仿宋_GBK" w:eastAsia="方正仿宋_GBK" w:hAnsi="楷体"/>
-          <w:b/>
-          <w:bCs/>
-          <w:sz w:val="22"/>
-          <w:szCs w:val="28"/>
-        </w:rPr>
-        <w:t>“</w:t>
-      </w:r>
-      <w:r>
-        <w:rPr>
-          <w:rFonts w:ascii="方正仿宋_GBK" w:eastAsia="方正仿宋_GBK" w:hAnsi="楷体"/>
-          <w:b/>
-          <w:bCs/>
-          <w:sz w:val="22"/>
-          <w:szCs w:val="28"/>
-        </w:rPr>
-        <w:t>交换是怎么发生的</w:t>
-      </w:r>
-      <w:r>
-        <w:rPr>
-          <w:rFonts w:ascii="方正仿宋_GBK" w:eastAsia="方正仿宋_GBK" w:hAnsi="楷体"/>
-          <w:b/>
-          <w:bCs/>
-          <w:sz w:val="22"/>
-          <w:szCs w:val="28"/>
-        </w:rPr>
-        <w:t>”</w:t>
-      </w:r>
-    </w:p>
-    <w:p>
-      <w:pPr>
-        <w:widowControl/>
-        <w:adjustRightInd w:val="0"/>
-        <w:snapToGrid w:val="0"/>
-        <w:rPr>
-          <w:rFonts w:ascii="方正仿宋_GBK" w:eastAsia="方正仿宋_GBK" w:hAnsi="楷体"/>
-          <w:sz w:val="22"/>
-          <w:szCs w:val="28"/>
-        </w:rPr>
-      </w:pPr>
-      <w:r>
-        <w:rPr>
-          <w:rFonts w:ascii="方正仿宋_GBK" w:eastAsia="方正仿宋_GBK" w:hAnsi="楷体"/>
-          <w:sz w:val="22"/>
-          <w:szCs w:val="28"/>
-        </w:rPr>
-        <w:t>也就是要先回答：</w:t>
-      </w:r>
-    </w:p>
-    <w:p>
-      <w:pPr>
-        <w:widowControl/>
-        <w:numPr>
-          <w:ilvl w:val="0"/>
-          <w:numId w:val="11"/>
-        </w:numPr>
-        <w:adjustRightInd w:val="0"/>
-        <w:snapToGrid w:val="0"/>
-        <w:rPr>
-          <w:rFonts w:ascii="方正仿宋_GBK" w:eastAsia="方正仿宋_GBK" w:hAnsi="楷体"/>
-          <w:sz w:val="22"/>
-          <w:szCs w:val="28"/>
-        </w:rPr>
-      </w:pPr>
-      <w:r>
-        <w:rPr>
-          <w:rFonts w:ascii="方正仿宋_GBK" w:eastAsia="方正仿宋_GBK" w:hAnsi="楷体"/>
-          <w:sz w:val="22"/>
-          <w:szCs w:val="28"/>
-        </w:rPr>
-        <w:t>气液两相在界面带内如何建立接触态</w:t>
-      </w:r>
-    </w:p>
-    <w:p>
-      <w:pPr>
-        <w:widowControl/>
-        <w:numPr>
-          <w:ilvl w:val="0"/>
-          <w:numId w:val="11"/>
-        </w:numPr>
-        <w:adjustRightInd w:val="0"/>
-        <w:snapToGrid w:val="0"/>
-        <w:rPr>
-          <w:rFonts w:ascii="方正仿宋_GBK" w:eastAsia="方正仿宋_GBK" w:hAnsi="楷体"/>
-          <w:sz w:val="22"/>
-          <w:szCs w:val="28"/>
-        </w:rPr>
-      </w:pPr>
-      <w:r>
-        <w:rPr>
-          <w:rFonts w:ascii="方正仿宋_GBK" w:eastAsia="方正仿宋_GBK" w:hAnsi="楷体"/>
-          <w:sz w:val="22"/>
-          <w:szCs w:val="28"/>
-        </w:rPr>
-        <w:lastRenderedPageBreak/>
-        <w:t>压力、速度、法向信息怎么统一表达</w:t>
-      </w:r>
-    </w:p>
-    <w:p>
-      <w:pPr>
-        <w:widowControl/>
-        <w:numPr>
-          <w:ilvl w:val="0"/>
-          <w:numId w:val="11"/>
-        </w:numPr>
-        <w:adjustRightInd w:val="0"/>
-        <w:snapToGrid w:val="0"/>
-        <w:rPr>
-          <w:rFonts w:ascii="方正仿宋_GBK" w:eastAsia="方正仿宋_GBK" w:hAnsi="楷体"/>
-          <w:sz w:val="22"/>
-          <w:szCs w:val="28"/>
-        </w:rPr>
-      </w:pPr>
-      <w:r>
-        <w:rPr>
-          <w:rFonts w:ascii="方正仿宋_GBK" w:eastAsia="方正仿宋_GBK" w:hAnsi="楷体"/>
-          <w:sz w:val="22"/>
-          <w:szCs w:val="28"/>
-        </w:rPr>
-        <w:t>哪些粒子参与交换</w:t>
-      </w:r>
-    </w:p>
-    <w:p>
-      <w:pPr>
-        <w:widowControl/>
-        <w:adjustRightInd w:val="0"/>
-        <w:snapToGrid w:val="0"/>
-        <w:rPr>
-          <w:rFonts w:ascii="方正仿宋_GBK" w:eastAsia="方正仿宋_GBK" w:hAnsi="楷体"/>
-          <w:sz w:val="22"/>
-          <w:szCs w:val="28"/>
-        </w:rPr>
-      </w:pPr>
-      <w:r>
-        <w:rPr>
-          <w:rFonts w:ascii="方正仿宋_GBK" w:eastAsia="方正仿宋_GBK" w:hAnsi="楷体"/>
-          <w:sz w:val="22"/>
-          <w:szCs w:val="28"/>
-        </w:rPr>
-        <w:t>这对应的是</w:t>
-      </w:r>
-      <w:r>
-        <w:rPr>
-          <w:rFonts w:ascii="方正仿宋_GBK" w:eastAsia="方正仿宋_GBK" w:hAnsi="楷体"/>
-          <w:b/>
-          <w:bCs/>
-          <w:sz w:val="22"/>
-          <w:szCs w:val="28"/>
-        </w:rPr>
-        <w:t>接触态构造</w:t>
-      </w:r>
-      <w:r>
-        <w:rPr>
-          <w:rFonts w:ascii="方正仿宋_GBK" w:eastAsia="方正仿宋_GBK" w:hAnsi="楷体"/>
-          <w:sz w:val="22"/>
-          <w:szCs w:val="28"/>
-        </w:rPr>
-        <w:t>。</w:t>
-      </w:r>
-    </w:p>
-    <w:p>
-      <w:pPr>
-        <w:widowControl/>
-        <w:adjustRightInd w:val="0"/>
-        <w:snapToGrid w:val="0"/>
-        <w:rPr>
-          <w:rFonts w:ascii="方正仿宋_GBK" w:eastAsia="方正仿宋_GBK" w:hAnsi="楷体"/>
-          <w:sz w:val="22"/>
-          <w:szCs w:val="28"/>
-        </w:rPr>
-      </w:pPr>
-      <w:r>
-        <w:rPr>
-          <w:rFonts w:ascii="方正仿宋_GBK" w:eastAsia="方正仿宋_GBK" w:hAnsi="楷体"/>
-          <w:sz w:val="22"/>
-          <w:szCs w:val="28"/>
-        </w:rPr>
-        <w:pict w14:anchorId="27B15B3E">
-          <v:rect id="_x0000_i1025" style="width:0;height:1.5pt" o:hralign="center" o:hrstd="t" o:hr="t" fillcolor="#a0a0a0" stroked="f"/>
-        </w:pict>
-      </w:r>
-    </w:p>
-    <w:p>
-      <w:pPr>
-        <w:widowControl/>
-        <w:adjustRightInd w:val="0"/>
-        <w:snapToGrid w:val="0"/>
-        <w:rPr>
-          <w:rFonts w:ascii="方正仿宋_GBK" w:eastAsia="方正仿宋_GBK" w:hAnsi="楷体"/>
-          <w:b/>
-          <w:bCs/>
-          <w:sz w:val="22"/>
-          <w:szCs w:val="28"/>
-        </w:rPr>
-      </w:pPr>
-      <w:r>
-        <w:rPr>
-          <w:rFonts w:ascii="方正仿宋_GBK" w:eastAsia="方正仿宋_GBK" w:hAnsi="楷体"/>
-          <w:b/>
-          <w:bCs/>
-          <w:sz w:val="22"/>
-          <w:szCs w:val="28"/>
-        </w:rPr>
-        <w:t>第二步：再解决</w:t>
-      </w:r>
-      <w:r>
-        <w:rPr>
-          <w:rFonts w:ascii="方正仿宋_GBK" w:eastAsia="方正仿宋_GBK" w:hAnsi="楷体"/>
-          <w:b/>
-          <w:bCs/>
-          <w:sz w:val="22"/>
-          <w:szCs w:val="28"/>
-        </w:rPr>
-        <w:t>“</w:t>
-      </w:r>
-      <w:r>
-        <w:rPr>
-          <w:rFonts w:ascii="方正仿宋_GBK" w:eastAsia="方正仿宋_GBK" w:hAnsi="楷体"/>
-          <w:b/>
-          <w:bCs/>
-          <w:sz w:val="22"/>
-          <w:szCs w:val="28"/>
-        </w:rPr>
-        <w:t>这个交换在退化邻域下怎么算得稳</w:t>
-      </w:r>
-      <w:r>
-        <w:rPr>
-          <w:rFonts w:ascii="方正仿宋_GBK" w:eastAsia="方正仿宋_GBK" w:hAnsi="楷体"/>
-          <w:b/>
-          <w:bCs/>
-          <w:sz w:val="22"/>
-          <w:szCs w:val="28"/>
-        </w:rPr>
-        <w:t>”</w:t>
-      </w:r>
-    </w:p>
-    <w:p>
-      <w:pPr>
-        <w:widowControl/>
-        <w:adjustRightInd w:val="0"/>
-        <w:snapToGrid w:val="0"/>
-        <w:rPr>
-          <w:rFonts w:ascii="方正仿宋_GBK" w:eastAsia="方正仿宋_GBK" w:hAnsi="楷体"/>
-          <w:sz w:val="22"/>
-          <w:szCs w:val="28"/>
-        </w:rPr>
-      </w:pPr>
-      <w:r>
-        <w:rPr>
-          <w:rFonts w:ascii="方正仿宋_GBK" w:eastAsia="方正仿宋_GBK" w:hAnsi="楷体"/>
-          <w:sz w:val="22"/>
-          <w:szCs w:val="28"/>
-        </w:rPr>
-        <w:t>因为光有接触态还不够，你还要面对：</w:t>
-      </w:r>
-    </w:p>
-    <w:p>
-      <w:pPr>
-        <w:widowControl/>
-        <w:numPr>
-          <w:ilvl w:val="0"/>
-          <w:numId w:val="12"/>
-        </w:numPr>
-        <w:adjustRightInd w:val="0"/>
-        <w:snapToGrid w:val="0"/>
-        <w:rPr>
-          <w:rFonts w:ascii="方正仿宋_GBK" w:eastAsia="方正仿宋_GBK" w:hAnsi="楷体"/>
-          <w:sz w:val="22"/>
-          <w:szCs w:val="28"/>
-        </w:rPr>
-      </w:pPr>
-      <w:r>
-        <w:rPr>
-          <w:rFonts w:ascii="方正仿宋_GBK" w:eastAsia="方正仿宋_GBK" w:hAnsi="楷体"/>
-          <w:sz w:val="22"/>
-          <w:szCs w:val="28"/>
-        </w:rPr>
-        <w:t>强物性跃变</w:t>
-      </w:r>
-    </w:p>
-    <w:p>
-      <w:pPr>
-        <w:widowControl/>
-        <w:numPr>
-          <w:ilvl w:val="0"/>
-          <w:numId w:val="12"/>
-        </w:numPr>
-        <w:adjustRightInd w:val="0"/>
-        <w:snapToGrid w:val="0"/>
-        <w:rPr>
-          <w:rFonts w:ascii="方正仿宋_GBK" w:eastAsia="方正仿宋_GBK" w:hAnsi="楷体"/>
-          <w:sz w:val="22"/>
-          <w:szCs w:val="28"/>
-        </w:rPr>
-      </w:pPr>
-      <w:r>
-        <w:rPr>
-          <w:rFonts w:ascii="方正仿宋_GBK" w:eastAsia="方正仿宋_GBK" w:hAnsi="楷体"/>
-          <w:sz w:val="22"/>
-          <w:szCs w:val="28"/>
-        </w:rPr>
-        <w:t>粒子分布不齐</w:t>
-      </w:r>
-    </w:p>
-    <w:p>
-      <w:pPr>
-        <w:widowControl/>
-        <w:numPr>
-          <w:ilvl w:val="0"/>
-          <w:numId w:val="12"/>
-        </w:numPr>
-        <w:adjustRightInd w:val="0"/>
-        <w:snapToGrid w:val="0"/>
-        <w:rPr>
-          <w:rFonts w:ascii="方正仿宋_GBK" w:eastAsia="方正仿宋_GBK" w:hAnsi="楷体"/>
-          <w:sz w:val="22"/>
-          <w:szCs w:val="28"/>
-        </w:rPr>
-      </w:pPr>
-      <w:r>
-        <w:rPr>
-          <w:rFonts w:ascii="方正仿宋_GBK" w:eastAsia="方正仿宋_GBK" w:hAnsi="楷体"/>
-          <w:sz w:val="22"/>
-          <w:szCs w:val="28"/>
-        </w:rPr>
-        <w:t>核支撑不完整</w:t>
-      </w:r>
-    </w:p>
-    <w:p>
-      <w:pPr>
-        <w:widowControl/>
-        <w:numPr>
-          <w:ilvl w:val="0"/>
-          <w:numId w:val="12"/>
-        </w:numPr>
-        <w:adjustRightInd w:val="0"/>
-        <w:snapToGrid w:val="0"/>
-        <w:rPr>
-          <w:rFonts w:ascii="方正仿宋_GBK" w:eastAsia="方正仿宋_GBK" w:hAnsi="楷体"/>
-          <w:sz w:val="22"/>
-          <w:szCs w:val="28"/>
-        </w:rPr>
-      </w:pPr>
-      <w:r>
-        <w:rPr>
-          <w:rFonts w:ascii="方正仿宋_GBK" w:eastAsia="方正仿宋_GBK" w:hAnsi="楷体"/>
-          <w:sz w:val="22"/>
-          <w:szCs w:val="28"/>
-        </w:rPr>
-        <w:t>界面附近邻域退化</w:t>
-      </w:r>
-    </w:p>
-    <w:p>
-      <w:pPr>
-        <w:widowControl/>
-        <w:adjustRightInd w:val="0"/>
-        <w:snapToGrid w:val="0"/>
-        <w:rPr>
-          <w:rFonts w:ascii="方正仿宋_GBK" w:eastAsia="方正仿宋_GBK" w:hAnsi="楷体"/>
-          <w:sz w:val="22"/>
-          <w:szCs w:val="28"/>
-        </w:rPr>
-      </w:pPr>
-      <w:r>
-        <w:rPr>
-          <w:rFonts w:ascii="方正仿宋_GBK" w:eastAsia="方正仿宋_GBK" w:hAnsi="楷体"/>
-          <w:sz w:val="22"/>
-          <w:szCs w:val="28"/>
-        </w:rPr>
-        <w:t>所以第二步更应该聚焦在：</w:t>
-      </w:r>
-    </w:p>
-    <w:p>
-      <w:pPr>
-        <w:widowControl/>
-        <w:adjustRightInd w:val="0"/>
-        <w:snapToGrid w:val="0"/>
-        <w:rPr>
-          <w:rFonts w:ascii="方正仿宋_GBK" w:eastAsia="方正仿宋_GBK" w:hAnsi="楷体"/>
-          <w:sz w:val="22"/>
-          <w:szCs w:val="28"/>
-        </w:rPr>
-      </w:pPr>
-      <w:r>
-        <w:rPr>
-          <w:rFonts w:ascii="方正仿宋_GBK" w:eastAsia="方正仿宋_GBK" w:hAnsi="楷体"/>
-          <w:b/>
-          <w:bCs/>
-          <w:sz w:val="22"/>
-          <w:szCs w:val="28"/>
-        </w:rPr>
-        <w:t>一致性重构、误差抑制、稳定性维持</w:t>
-      </w:r>
-    </w:p>
-    <w:p>
-      <w:pPr>
-        <w:widowControl/>
-        <w:adjustRightInd w:val="0"/>
-        <w:snapToGrid w:val="0"/>
-        <w:rPr>
-          <w:rFonts w:ascii="方正仿宋_GBK" w:eastAsia="方正仿宋_GBK" w:hAnsi="楷体"/>
-          <w:sz w:val="22"/>
-          <w:szCs w:val="28"/>
-        </w:rPr>
-      </w:pPr>
-      <w:r>
-        <w:rPr>
-          <w:rFonts w:ascii="方正仿宋_GBK" w:eastAsia="方正仿宋_GBK" w:hAnsi="楷体"/>
-          <w:sz w:val="22"/>
-          <w:szCs w:val="28"/>
-        </w:rPr>
-        <w:t>也就是你现在写的</w:t>
-      </w:r>
-      <w:r>
-        <w:rPr>
-          <w:rFonts w:ascii="方正仿宋_GBK" w:eastAsia="方正仿宋_GBK" w:hAnsi="楷体"/>
-          <w:sz w:val="22"/>
-          <w:szCs w:val="28"/>
-        </w:rPr>
-        <w:t>“</w:t>
-      </w:r>
-      <w:r>
-        <w:rPr>
-          <w:rFonts w:ascii="方正仿宋_GBK" w:eastAsia="方正仿宋_GBK" w:hAnsi="楷体"/>
-          <w:sz w:val="22"/>
-          <w:szCs w:val="28"/>
-        </w:rPr>
-        <w:t>退化邻域一致性重构</w:t>
-      </w:r>
-      <w:r>
-        <w:rPr>
-          <w:rFonts w:ascii="方正仿宋_GBK" w:eastAsia="方正仿宋_GBK" w:hAnsi="楷体"/>
-          <w:sz w:val="22"/>
-          <w:szCs w:val="28"/>
-        </w:rPr>
-        <w:t>”</w:t>
-      </w:r>
-      <w:r>
-        <w:rPr>
-          <w:rFonts w:ascii="方正仿宋_GBK" w:eastAsia="方正仿宋_GBK" w:hAnsi="楷体"/>
-          <w:sz w:val="22"/>
-          <w:szCs w:val="28"/>
-        </w:rPr>
-        <w:t>这一类内容。</w:t>
-      </w:r>
-    </w:p>
-    <w:p>
-      <w:pPr>
-        <w:widowControl/>
-        <w:adjustRightInd w:val="0"/>
-        <w:snapToGrid w:val="0"/>
-        <w:rPr>
-          <w:rFonts w:ascii="方正仿宋_GBK" w:eastAsia="方正仿宋_GBK" w:hAnsi="楷体"/>
-          <w:sz w:val="22"/>
-          <w:szCs w:val="28"/>
-        </w:rPr>
-      </w:pPr>
-      <w:r>
-        <w:rPr>
-          <w:rFonts w:ascii="方正仿宋_GBK" w:eastAsia="方正仿宋_GBK" w:hAnsi="楷体"/>
-          <w:sz w:val="22"/>
-          <w:szCs w:val="28"/>
-        </w:rPr>
-        <w:pict w14:anchorId="5A0627D2">
-          <v:rect id="_x0000_i1026" style="width:0;height:1.5pt" o:hralign="center" o:hrstd="t" o:hr="t" fillcolor="#a0a0a0" stroked="f"/>
-        </w:pict>
-      </w:r>
-    </w:p>
-    <w:p>
-      <w:pPr>
-        <w:widowControl/>
-        <w:adjustRightInd w:val="0"/>
-        <w:snapToGrid w:val="0"/>
-        <w:rPr>
-          <w:rFonts w:ascii="方正仿宋_GBK" w:eastAsia="方正仿宋_GBK" w:hAnsi="楷体"/>
-          <w:b/>
-          <w:bCs/>
-          <w:sz w:val="22"/>
-          <w:szCs w:val="28"/>
-        </w:rPr>
-      </w:pPr>
-      <w:r>
-        <w:rPr>
-          <w:rFonts w:ascii="方正仿宋_GBK" w:eastAsia="方正仿宋_GBK" w:hAnsi="楷体"/>
-          <w:b/>
-          <w:bCs/>
-          <w:sz w:val="22"/>
-          <w:szCs w:val="28"/>
-        </w:rPr>
-        <w:t>第三步：最后落到</w:t>
-      </w:r>
-      <w:r>
-        <w:rPr>
-          <w:rFonts w:ascii="方正仿宋_GBK" w:eastAsia="方正仿宋_GBK" w:hAnsi="楷体"/>
-          <w:b/>
-          <w:bCs/>
-          <w:sz w:val="22"/>
-          <w:szCs w:val="28"/>
-        </w:rPr>
-        <w:t>“</w:t>
-      </w:r>
-      <w:r>
-        <w:rPr>
-          <w:rFonts w:ascii="方正仿宋_GBK" w:eastAsia="方正仿宋_GBK" w:hAnsi="楷体"/>
-          <w:b/>
-          <w:bCs/>
-          <w:sz w:val="22"/>
-          <w:szCs w:val="28"/>
-        </w:rPr>
-        <w:t>交换后的守恒与平衡是否成立</w:t>
-      </w:r>
-      <w:r>
-        <w:rPr>
-          <w:rFonts w:ascii="方正仿宋_GBK" w:eastAsia="方正仿宋_GBK" w:hAnsi="楷体"/>
-          <w:b/>
-          <w:bCs/>
-          <w:sz w:val="22"/>
-          <w:szCs w:val="28"/>
-        </w:rPr>
-        <w:t>”</w:t>
-      </w:r>
-    </w:p>
-    <w:p>
-      <w:pPr>
-        <w:widowControl/>
-        <w:adjustRightInd w:val="0"/>
-        <w:snapToGrid w:val="0"/>
-        <w:rPr>
-          <w:rFonts w:ascii="方正仿宋_GBK" w:eastAsia="方正仿宋_GBK" w:hAnsi="楷体"/>
-          <w:sz w:val="22"/>
-          <w:szCs w:val="28"/>
-        </w:rPr>
-      </w:pPr>
-      <w:r>
-        <w:rPr>
-          <w:rFonts w:ascii="方正仿宋_GBK" w:eastAsia="方正仿宋_GBK" w:hAnsi="楷体"/>
-          <w:sz w:val="22"/>
-          <w:szCs w:val="28"/>
-        </w:rPr>
-        <w:t>当前两步都做好以后，才能真正讨论：</w:t>
-      </w:r>
-    </w:p>
-    <w:p>
-      <w:pPr>
-        <w:widowControl/>
-        <w:numPr>
-          <w:ilvl w:val="0"/>
-          <w:numId w:val="13"/>
-        </w:numPr>
-        <w:adjustRightInd w:val="0"/>
-        <w:snapToGrid w:val="0"/>
-        <w:rPr>
-          <w:rFonts w:ascii="方正仿宋_GBK" w:eastAsia="方正仿宋_GBK" w:hAnsi="楷体"/>
-          <w:sz w:val="22"/>
-          <w:szCs w:val="28"/>
-        </w:rPr>
-      </w:pPr>
-      <w:r>
-        <w:rPr>
-          <w:rFonts w:ascii="方正仿宋_GBK" w:eastAsia="方正仿宋_GBK" w:hAnsi="楷体"/>
-          <w:sz w:val="22"/>
-          <w:szCs w:val="28"/>
-        </w:rPr>
-        <w:t>动量交换是否成对守恒</w:t>
-      </w:r>
-    </w:p>
-    <w:p>
-      <w:pPr>
-        <w:widowControl/>
-        <w:numPr>
-          <w:ilvl w:val="0"/>
-          <w:numId w:val="13"/>
-        </w:numPr>
-        <w:adjustRightInd w:val="0"/>
-        <w:snapToGrid w:val="0"/>
-        <w:rPr>
-          <w:rFonts w:ascii="方正仿宋_GBK" w:eastAsia="方正仿宋_GBK" w:hAnsi="楷体"/>
-          <w:sz w:val="22"/>
-          <w:szCs w:val="28"/>
-        </w:rPr>
-      </w:pPr>
-      <w:r>
-        <w:rPr>
-          <w:rFonts w:ascii="方正仿宋_GBK" w:eastAsia="方正仿宋_GBK" w:hAnsi="楷体"/>
-          <w:sz w:val="22"/>
-          <w:szCs w:val="28"/>
-        </w:rPr>
-        <w:t>压力与速度约束是否匹配</w:t>
-      </w:r>
-    </w:p>
-    <w:p>
-      <w:pPr>
-        <w:widowControl/>
-        <w:numPr>
-          <w:ilvl w:val="0"/>
-          <w:numId w:val="13"/>
-        </w:numPr>
-        <w:adjustRightInd w:val="0"/>
-        <w:snapToGrid w:val="0"/>
-        <w:rPr>
-          <w:rFonts w:ascii="方正仿宋_GBK" w:eastAsia="方正仿宋_GBK" w:hAnsi="楷体"/>
-          <w:sz w:val="22"/>
-          <w:szCs w:val="28"/>
-        </w:rPr>
-      </w:pPr>
-      <w:r>
-        <w:rPr>
-          <w:rFonts w:ascii="方正仿宋_GBK" w:eastAsia="方正仿宋_GBK" w:hAnsi="楷体"/>
-          <w:sz w:val="22"/>
-          <w:szCs w:val="28"/>
-        </w:rPr>
-        <w:t>通量交换是否平衡</w:t>
-      </w:r>
-    </w:p>
-    <w:p>
-      <w:pPr>
-        <w:widowControl/>
-        <w:numPr>
-          <w:ilvl w:val="0"/>
-          <w:numId w:val="13"/>
-        </w:numPr>
-        <w:adjustRightInd w:val="0"/>
-        <w:snapToGrid w:val="0"/>
-        <w:rPr>
-          <w:rFonts w:ascii="方正仿宋_GBK" w:eastAsia="方正仿宋_GBK" w:hAnsi="楷体"/>
-          <w:sz w:val="22"/>
-          <w:szCs w:val="28"/>
-        </w:rPr>
-      </w:pPr>
-      <w:r>
-        <w:rPr>
-          <w:rFonts w:ascii="方正仿宋_GBK" w:eastAsia="方正仿宋_GBK" w:hAnsi="楷体"/>
-          <w:sz w:val="22"/>
-          <w:szCs w:val="28"/>
-        </w:rPr>
-        <w:t>守恒残差是否可检验</w:t>
-      </w:r>
-    </w:p>
-    <w:p>
-      <w:pPr>
-        <w:widowControl/>
-        <w:adjustRightInd w:val="0"/>
-        <w:snapToGrid w:val="0"/>
-        <w:rPr>
-          <w:rFonts w:ascii="方正仿宋_GBK" w:eastAsia="方正仿宋_GBK" w:hAnsi="楷体"/>
-          <w:sz w:val="22"/>
-          <w:szCs w:val="28"/>
-        </w:rPr>
-      </w:pPr>
-      <w:r>
-        <w:rPr>
-          <w:rFonts w:ascii="方正仿宋_GBK" w:eastAsia="方正仿宋_GBK" w:hAnsi="楷体"/>
-          <w:sz w:val="22"/>
-          <w:szCs w:val="28"/>
-        </w:rPr>
-        <w:t>所以</w:t>
-      </w:r>
-      <w:r>
-        <w:rPr>
-          <w:rFonts w:ascii="方正仿宋_GBK" w:eastAsia="方正仿宋_GBK" w:hAnsi="楷体"/>
-          <w:b/>
-          <w:bCs/>
-          <w:sz w:val="22"/>
-          <w:szCs w:val="28"/>
-        </w:rPr>
-        <w:t>动量平衡</w:t>
-      </w:r>
-      <w:r>
-        <w:rPr>
-          <w:rFonts w:ascii="方正仿宋_GBK" w:eastAsia="方正仿宋_GBK" w:hAnsi="楷体"/>
-          <w:sz w:val="22"/>
-          <w:szCs w:val="28"/>
-        </w:rPr>
-        <w:t>本质上更像是研究1的</w:t>
-      </w:r>
-      <w:r>
-        <w:rPr>
-          <w:rFonts w:ascii="方正仿宋_GBK" w:eastAsia="方正仿宋_GBK" w:hAnsi="楷体"/>
-          <w:b/>
-          <w:bCs/>
-          <w:sz w:val="22"/>
-          <w:szCs w:val="28"/>
-        </w:rPr>
-        <w:t>结果性目标和最终闭合环节</w:t>
-      </w:r>
-      <w:r>
-        <w:rPr>
-          <w:rFonts w:ascii="方正仿宋_GBK" w:eastAsia="方正仿宋_GBK" w:hAnsi="楷体"/>
-          <w:sz w:val="22"/>
-          <w:szCs w:val="28"/>
-        </w:rPr>
-        <w:t>，放在第三步最顺。</w:t>
-      </w:r>
-    </w:p>
-    <w:p>
-      <w:pPr>
-        <w:widowControl/>
-        <w:adjustRightInd w:val="0"/>
-        <w:snapToGrid w:val="0"/>
-        <w:rPr>
-          <w:rFonts w:ascii="方正仿宋_GBK" w:eastAsia="方正仿宋_GBK" w:hAnsi="楷体"/>
-          <w:sz w:val="22"/>
-          <w:szCs w:val="28"/>
-        </w:rPr>
-      </w:pPr>
-    </w:p>
-    <w:p>
-      <w:pPr>
-        <w:widowControl/>
-        <w:adjustRightInd w:val="0"/>
-        <w:snapToGrid w:val="0"/>
-        <w:rPr>
-          <w:rFonts w:ascii="方正仿宋_GBK" w:eastAsia="方正仿宋_GBK" w:hAnsi="楷体"/>
-          <w:b/>
-          <w:bCs/>
-          <w:sz w:val="22"/>
-          <w:szCs w:val="28"/>
-        </w:rPr>
-      </w:pPr>
-      <w:r>
-        <w:rPr>
-          <w:rFonts w:ascii="方正仿宋_GBK" w:eastAsia="方正仿宋_GBK" w:hAnsi="楷体"/>
-          <w:b/>
-          <w:bCs/>
-          <w:sz w:val="22"/>
-          <w:szCs w:val="28"/>
-        </w:rPr>
-        <w:t>推荐版本A：最稳，最适合现在这版基金</w:t>
-      </w:r>
-    </w:p>
-    <w:p>
-      <w:pPr>
-        <w:widowControl/>
-        <w:adjustRightInd w:val="0"/>
-        <w:snapToGrid w:val="0"/>
-        <w:rPr>
-          <w:rFonts w:ascii="方正仿宋_GBK" w:eastAsia="方正仿宋_GBK" w:hAnsi="楷体"/>
-          <w:b/>
-          <w:bCs/>
-          <w:sz w:val="22"/>
-          <w:szCs w:val="28"/>
-        </w:rPr>
-      </w:pPr>
-      <w:r>
-        <w:rPr>
-          <w:rFonts w:ascii="方正仿宋_GBK" w:eastAsia="方正仿宋_GBK" w:hAnsi="楷体"/>
-          <w:b/>
-          <w:bCs/>
-          <w:sz w:val="22"/>
-          <w:szCs w:val="28"/>
-        </w:rPr>
-        <w:t>1.1 界面带共享接触态构造</w:t>
-      </w:r>
-    </w:p>
-    <w:p>
-      <w:pPr>
-        <w:widowControl/>
-        <w:adjustRightInd w:val="0"/>
-        <w:snapToGrid w:val="0"/>
-        <w:rPr>
-          <w:rFonts w:ascii="方正仿宋_GBK" w:eastAsia="方正仿宋_GBK" w:hAnsi="楷体"/>
-          <w:sz w:val="22"/>
-          <w:szCs w:val="28"/>
-        </w:rPr>
-      </w:pPr>
-      <w:r>
-        <w:rPr>
-          <w:rFonts w:ascii="方正仿宋_GBK" w:eastAsia="方正仿宋_GBK" w:hAnsi="楷体"/>
-          <w:sz w:val="22"/>
-          <w:szCs w:val="28"/>
-        </w:rPr>
-        <w:t>强调：</w:t>
-      </w:r>
-    </w:p>
-    <w:p>
-      <w:pPr>
-        <w:widowControl/>
-        <w:numPr>
-          <w:ilvl w:val="0"/>
-          <w:numId w:val="14"/>
-        </w:numPr>
-        <w:adjustRightInd w:val="0"/>
-        <w:snapToGrid w:val="0"/>
-        <w:rPr>
-          <w:rFonts w:ascii="方正仿宋_GBK" w:eastAsia="方正仿宋_GBK" w:hAnsi="楷体"/>
-          <w:sz w:val="22"/>
-          <w:szCs w:val="28"/>
-        </w:rPr>
-      </w:pPr>
-      <w:r>
-        <w:rPr>
-          <w:rFonts w:ascii="方正仿宋_GBK" w:eastAsia="方正仿宋_GBK" w:hAnsi="楷体"/>
-          <w:sz w:val="22"/>
-          <w:szCs w:val="28"/>
-        </w:rPr>
-        <w:t>界面压力与法向速度的统一表达</w:t>
-      </w:r>
-    </w:p>
-    <w:p>
-      <w:pPr>
-        <w:widowControl/>
-        <w:numPr>
-          <w:ilvl w:val="0"/>
-          <w:numId w:val="14"/>
-        </w:numPr>
-        <w:adjustRightInd w:val="0"/>
-        <w:snapToGrid w:val="0"/>
-        <w:rPr>
-          <w:rFonts w:ascii="方正仿宋_GBK" w:eastAsia="方正仿宋_GBK" w:hAnsi="楷体"/>
-          <w:sz w:val="22"/>
-          <w:szCs w:val="28"/>
-        </w:rPr>
-      </w:pPr>
-      <w:r>
-        <w:rPr>
-          <w:rFonts w:ascii="方正仿宋_GBK" w:eastAsia="方正仿宋_GBK" w:hAnsi="楷体"/>
-          <w:sz w:val="22"/>
-          <w:szCs w:val="28"/>
-        </w:rPr>
-        <w:t>界面带内跨相相互作用范围</w:t>
-      </w:r>
-    </w:p>
-    <w:p>
-      <w:pPr>
-        <w:widowControl/>
-        <w:numPr>
-          <w:ilvl w:val="0"/>
-          <w:numId w:val="14"/>
-        </w:numPr>
-        <w:adjustRightInd w:val="0"/>
-        <w:snapToGrid w:val="0"/>
-        <w:rPr>
-          <w:rFonts w:ascii="方正仿宋_GBK" w:eastAsia="方正仿宋_GBK" w:hAnsi="楷体"/>
-          <w:sz w:val="22"/>
-          <w:szCs w:val="28"/>
-        </w:rPr>
-      </w:pPr>
-      <w:r>
-        <w:rPr>
-          <w:rFonts w:ascii="方正仿宋_GBK" w:eastAsia="方正仿宋_GBK" w:hAnsi="楷体"/>
-          <w:sz w:val="22"/>
-          <w:szCs w:val="28"/>
-        </w:rPr>
-        <w:t>共享接触态的构造</w:t>
-      </w:r>
-    </w:p>
-    <w:p>
-      <w:pPr>
-        <w:widowControl/>
-        <w:adjustRightInd w:val="0"/>
-        <w:snapToGrid w:val="0"/>
-        <w:rPr>
-          <w:rFonts w:ascii="方正仿宋_GBK" w:eastAsia="方正仿宋_GBK" w:hAnsi="楷体"/>
-          <w:b/>
-          <w:bCs/>
-          <w:sz w:val="22"/>
-          <w:szCs w:val="28"/>
-        </w:rPr>
-      </w:pPr>
-      <w:r>
-        <w:rPr>
-          <w:rFonts w:ascii="方正仿宋_GBK" w:eastAsia="方正仿宋_GBK" w:hAnsi="楷体"/>
-          <w:b/>
-          <w:bCs/>
-          <w:sz w:val="22"/>
-          <w:szCs w:val="28"/>
-        </w:rPr>
-        <w:t>1.2 退化邻域下的一致性重构与稳定抑制</w:t>
-      </w:r>
-    </w:p>
-    <w:p>
-      <w:pPr>
-        <w:widowControl/>
-        <w:adjustRightInd w:val="0"/>
-        <w:snapToGrid w:val="0"/>
-        <w:rPr>
-          <w:rFonts w:ascii="方正仿宋_GBK" w:eastAsia="方正仿宋_GBK" w:hAnsi="楷体"/>
-          <w:sz w:val="22"/>
-          <w:szCs w:val="28"/>
-        </w:rPr>
-      </w:pPr>
-      <w:r>
-        <w:rPr>
-          <w:rFonts w:ascii="方正仿宋_GBK" w:eastAsia="方正仿宋_GBK" w:hAnsi="楷体"/>
-          <w:sz w:val="22"/>
-          <w:szCs w:val="28"/>
-        </w:rPr>
-        <w:t>强调：</w:t>
-      </w:r>
-    </w:p>
-    <w:p>
-      <w:pPr>
-        <w:widowControl/>
-        <w:numPr>
-          <w:ilvl w:val="0"/>
-          <w:numId w:val="15"/>
-        </w:numPr>
-        <w:adjustRightInd w:val="0"/>
-        <w:snapToGrid w:val="0"/>
-        <w:rPr>
-          <w:rFonts w:ascii="方正仿宋_GBK" w:eastAsia="方正仿宋_GBK" w:hAnsi="楷体"/>
-          <w:sz w:val="22"/>
-          <w:szCs w:val="28"/>
-        </w:rPr>
-      </w:pPr>
-      <w:r>
-        <w:rPr>
-          <w:rFonts w:ascii="方正仿宋_GBK" w:eastAsia="方正仿宋_GBK" w:hAnsi="楷体"/>
-          <w:sz w:val="22"/>
-          <w:szCs w:val="28"/>
-        </w:rPr>
-        <w:t>邻域退化下的算子修正</w:t>
-      </w:r>
-    </w:p>
-    <w:p>
-      <w:pPr>
-        <w:widowControl/>
-        <w:numPr>
-          <w:ilvl w:val="0"/>
-          <w:numId w:val="15"/>
-        </w:numPr>
-        <w:adjustRightInd w:val="0"/>
-        <w:snapToGrid w:val="0"/>
-        <w:rPr>
-          <w:rFonts w:ascii="方正仿宋_GBK" w:eastAsia="方正仿宋_GBK" w:hAnsi="楷体"/>
-          <w:sz w:val="22"/>
-          <w:szCs w:val="28"/>
-        </w:rPr>
-      </w:pPr>
-      <w:r>
-        <w:rPr>
-          <w:rFonts w:ascii="方正仿宋_GBK" w:eastAsia="方正仿宋_GBK" w:hAnsi="楷体"/>
-          <w:sz w:val="22"/>
-          <w:szCs w:val="28"/>
-        </w:rPr>
-        <w:t>强跃变条件下的误差控制</w:t>
-      </w:r>
-    </w:p>
-    <w:p>
-      <w:pPr>
-        <w:widowControl/>
-        <w:numPr>
-          <w:ilvl w:val="0"/>
-          <w:numId w:val="15"/>
-        </w:numPr>
-        <w:adjustRightInd w:val="0"/>
-        <w:snapToGrid w:val="0"/>
-        <w:rPr>
-          <w:rFonts w:ascii="方正仿宋_GBK" w:eastAsia="方正仿宋_GBK" w:hAnsi="楷体"/>
-          <w:sz w:val="22"/>
-          <w:szCs w:val="28"/>
-        </w:rPr>
-      </w:pPr>
-      <w:r>
-        <w:rPr>
-          <w:rFonts w:ascii="方正仿宋_GBK" w:eastAsia="方正仿宋_GBK" w:hAnsi="楷体"/>
-          <w:sz w:val="22"/>
-          <w:szCs w:val="28"/>
-        </w:rPr>
-        <w:t>压力振荡与伪速度抑制</w:t>
-      </w:r>
-    </w:p>
-    <w:p>
-      <w:pPr>
-        <w:widowControl/>
-        <w:adjustRightInd w:val="0"/>
-        <w:snapToGrid w:val="0"/>
-        <w:rPr>
-          <w:rFonts w:ascii="方正仿宋_GBK" w:eastAsia="方正仿宋_GBK" w:hAnsi="楷体"/>
-          <w:b/>
-          <w:bCs/>
-          <w:sz w:val="22"/>
-          <w:szCs w:val="28"/>
-        </w:rPr>
-      </w:pPr>
-      <w:r>
-        <w:rPr>
-          <w:rFonts w:ascii="方正仿宋_GBK" w:eastAsia="方正仿宋_GBK" w:hAnsi="楷体"/>
-          <w:b/>
-          <w:bCs/>
-          <w:sz w:val="22"/>
-          <w:szCs w:val="28"/>
-        </w:rPr>
-        <w:t>1.3 动量通量守恒平衡与跨相一致交换</w:t>
-      </w:r>
-    </w:p>
-    <w:p>
-      <w:pPr>
-        <w:widowControl/>
-        <w:adjustRightInd w:val="0"/>
-        <w:snapToGrid w:val="0"/>
-        <w:rPr>
-          <w:rFonts w:ascii="方正仿宋_GBK" w:eastAsia="方正仿宋_GBK" w:hAnsi="楷体"/>
-          <w:sz w:val="22"/>
-          <w:szCs w:val="28"/>
-        </w:rPr>
-      </w:pPr>
-      <w:r>
-        <w:rPr>
-          <w:rFonts w:ascii="方正仿宋_GBK" w:eastAsia="方正仿宋_GBK" w:hAnsi="楷体"/>
-          <w:sz w:val="22"/>
-          <w:szCs w:val="28"/>
-        </w:rPr>
-        <w:t>强调：</w:t>
-      </w:r>
-    </w:p>
-    <w:p>
-      <w:pPr>
-        <w:widowControl/>
-        <w:numPr>
-          <w:ilvl w:val="0"/>
-          <w:numId w:val="16"/>
-        </w:numPr>
-        <w:adjustRightInd w:val="0"/>
-        <w:snapToGrid w:val="0"/>
-        <w:rPr>
-          <w:rFonts w:ascii="方正仿宋_GBK" w:eastAsia="方正仿宋_GBK" w:hAnsi="楷体"/>
-          <w:sz w:val="22"/>
-          <w:szCs w:val="28"/>
-        </w:rPr>
-      </w:pPr>
-      <w:r>
-        <w:rPr>
-          <w:rFonts w:ascii="方正仿宋_GBK" w:eastAsia="方正仿宋_GBK" w:hAnsi="楷体"/>
-          <w:sz w:val="22"/>
-          <w:szCs w:val="28"/>
-        </w:rPr>
-        <w:t>成对作用与守恒闭合</w:t>
-      </w:r>
-    </w:p>
-    <w:p>
-      <w:pPr>
-        <w:widowControl/>
-        <w:numPr>
-          <w:ilvl w:val="0"/>
-          <w:numId w:val="16"/>
-        </w:numPr>
-        <w:adjustRightInd w:val="0"/>
-        <w:snapToGrid w:val="0"/>
-        <w:rPr>
-          <w:rFonts w:ascii="方正仿宋_GBK" w:eastAsia="方正仿宋_GBK" w:hAnsi="楷体"/>
-          <w:sz w:val="22"/>
-          <w:szCs w:val="28"/>
-        </w:rPr>
-      </w:pPr>
-      <w:r>
-        <w:rPr>
-          <w:rFonts w:ascii="方正仿宋_GBK" w:eastAsia="方正仿宋_GBK" w:hAnsi="楷体"/>
-          <w:sz w:val="22"/>
-          <w:szCs w:val="28"/>
-        </w:rPr>
-        <w:t>动量通量平衡</w:t>
-      </w:r>
-    </w:p>
-    <w:p>
-      <w:pPr>
-        <w:widowControl/>
-        <w:numPr>
-          <w:ilvl w:val="0"/>
-          <w:numId w:val="16"/>
-        </w:numPr>
-        <w:adjustRightInd w:val="0"/>
-        <w:snapToGrid w:val="0"/>
-        <w:rPr>
-          <w:rFonts w:ascii="方正仿宋_GBK" w:eastAsia="方正仿宋_GBK" w:hAnsi="楷体"/>
-          <w:sz w:val="22"/>
-          <w:szCs w:val="28"/>
-        </w:rPr>
-      </w:pPr>
-      <w:r>
-        <w:rPr>
-          <w:rFonts w:ascii="方正仿宋_GBK" w:eastAsia="方正仿宋_GBK" w:hAnsi="楷体"/>
-          <w:sz w:val="22"/>
-          <w:szCs w:val="28"/>
-        </w:rPr>
-        <w:t>守恒残差检验</w:t>
-      </w:r>
-    </w:p>
-    <w:p>
-      <w:pPr>
-        <w:widowControl/>
-        <w:adjustRightInd w:val="0"/>
-        <w:snapToGrid w:val="0"/>
-        <w:rPr>
-          <w:rFonts w:ascii="方正仿宋_GBK" w:eastAsia="方正仿宋_GBK" w:hAnsi="楷体"/>
-          <w:sz w:val="22"/>
-          <w:szCs w:val="28"/>
-        </w:rPr>
-      </w:pPr>
-      <w:r>
-        <w:rPr>
-          <w:rFonts w:ascii="方正仿宋_GBK" w:eastAsia="方正仿宋_GBK" w:hAnsi="楷体"/>
-          <w:sz w:val="22"/>
-          <w:szCs w:val="28"/>
-        </w:rPr>
-        <w:t>这个顺序是最顺的。</w:t>
-      </w:r>
-    </w:p>
-    <w:p>
-      <w:pPr>
-        <w:widowControl/>
-        <w:adjustRightInd w:val="0"/>
-        <w:snapToGrid w:val="0"/>
-        <w:rPr>
-          <w:rFonts w:ascii="方正仿宋_GBK" w:eastAsia="方正仿宋_GBK" w:hAnsi="楷体" w:hint="eastAsia"/>
-          <w:sz w:val="22"/>
-          <w:szCs w:val="28"/>
-        </w:rPr>
-      </w:pPr>
-    </w:p>
-    <w:p>
-      <w:pPr>
-        <w:widowControl/>
-        <w:adjustRightInd w:val="0"/>
-        <w:snapToGrid w:val="0"/>
-        <w:rPr>
-          <w:rFonts w:ascii="方正仿宋_GBK" w:eastAsia="方正仿宋_GBK" w:hAnsi="楷体" w:hint="eastAsia"/>
-          <w:sz w:val="22"/>
-          <w:szCs w:val="28"/>
-        </w:rPr>
-      </w:pPr>
-    </w:p>
-    <w:p>
-      <w:pPr>
-        <w:widowControl/>
-        <w:adjustRightInd w:val="0"/>
-        <w:snapToGrid w:val="0"/>
-        <w:rPr>
-          <w:rFonts w:ascii="方正仿宋_GBK" w:eastAsia="方正仿宋_GBK" w:hAnsi="楷体"/>
-          <w:sz w:val="22"/>
-          <w:szCs w:val="28"/>
-        </w:rPr>
-      </w:pPr>
-    </w:p>
-    <w:p>
-      <w:pPr>
-        <w:widowControl/>
-        <w:adjustRightInd w:val="0"/>
-        <w:snapToGrid w:val="0"/>
-        <w:rPr>
-          <w:rFonts w:ascii="方正仿宋_GBK" w:eastAsia="方正仿宋_GBK" w:hAnsi="楷体" w:hint="eastAsia"/>
-          <w:sz w:val="22"/>
-          <w:szCs w:val="28"/>
-        </w:rPr>
-      </w:pPr>
-    </w:p>
-    <w:p>
-      <w:pPr>
-        <w:widowControl/>
-        <w:adjustRightInd w:val="0"/>
-        <w:snapToGrid w:val="0"/>
-        <w:jc w:val="left"/>
         <w:rPr>
           <w:rFonts w:ascii="方正仿宋_GBK" w:eastAsia="方正仿宋_GBK" w:hAnsi="楷体" w:hint="eastAsia"/>
           <w:sz w:val="22"/>
@@ -2936,7 +3257,7 @@
               <w:snapToGrid w:val="0"/>
               <w:jc w:val="left"/>
               <w:rPr>
-                <w:rFonts w:ascii="方正仿宋_GBK" w:eastAsia="方正仿宋_GBK" w:hAnsi="楷体"/>
+                <w:rFonts w:ascii="方正仿宋_GBK" w:eastAsia="方正仿宋_GBK" w:hAnsi="楷体" w:hint="eastAsia"/>
                 <w:sz w:val="22"/>
                 <w:szCs w:val="28"/>
               </w:rPr>
@@ -2949,6 +3270,7 @@
                 <w:sz w:val="22"/>
                 <w:szCs w:val="28"/>
               </w:rPr>
+              <w:lastRenderedPageBreak/>
               <w:t>区域</w:t>
             </w:r>
           </w:p>
@@ -2978,7 +3300,7 @@
               <w:snapToGrid w:val="0"/>
               <w:jc w:val="left"/>
               <w:rPr>
-                <w:rFonts w:ascii="方正仿宋_GBK" w:eastAsia="方正仿宋_GBK" w:hAnsi="楷体"/>
+                <w:rFonts w:ascii="方正仿宋_GBK" w:eastAsia="方正仿宋_GBK" w:hAnsi="楷体" w:hint="eastAsia"/>
                 <w:sz w:val="22"/>
                 <w:szCs w:val="28"/>
               </w:rPr>
@@ -3020,7 +3342,7 @@
               <w:snapToGrid w:val="0"/>
               <w:jc w:val="left"/>
               <w:rPr>
-                <w:rFonts w:ascii="方正仿宋_GBK" w:eastAsia="方正仿宋_GBK" w:hAnsi="楷体"/>
+                <w:rFonts w:ascii="方正仿宋_GBK" w:eastAsia="方正仿宋_GBK" w:hAnsi="楷体" w:hint="eastAsia"/>
                 <w:sz w:val="22"/>
                 <w:szCs w:val="28"/>
               </w:rPr>
@@ -3062,7 +3384,7 @@
               <w:snapToGrid w:val="0"/>
               <w:jc w:val="left"/>
               <w:rPr>
-                <w:rFonts w:ascii="方正仿宋_GBK" w:eastAsia="方正仿宋_GBK" w:hAnsi="楷体"/>
+                <w:rFonts w:ascii="方正仿宋_GBK" w:eastAsia="方正仿宋_GBK" w:hAnsi="楷体" w:hint="eastAsia"/>
                 <w:sz w:val="22"/>
                 <w:szCs w:val="28"/>
               </w:rPr>
@@ -3109,7 +3431,7 @@
               <w:snapToGrid w:val="0"/>
               <w:jc w:val="left"/>
               <w:rPr>
-                <w:rFonts w:ascii="方正仿宋_GBK" w:eastAsia="方正仿宋_GBK" w:hAnsi="楷体"/>
+                <w:rFonts w:ascii="方正仿宋_GBK" w:eastAsia="方正仿宋_GBK" w:hAnsi="楷体" w:hint="eastAsia"/>
                 <w:sz w:val="22"/>
                 <w:szCs w:val="28"/>
               </w:rPr>
@@ -3151,7 +3473,7 @@
               <w:snapToGrid w:val="0"/>
               <w:jc w:val="left"/>
               <w:rPr>
-                <w:rFonts w:ascii="方正仿宋_GBK" w:eastAsia="方正仿宋_GBK" w:hAnsi="楷体"/>
+                <w:rFonts w:ascii="方正仿宋_GBK" w:eastAsia="方正仿宋_GBK" w:hAnsi="楷体" w:hint="eastAsia"/>
                 <w:sz w:val="22"/>
                 <w:szCs w:val="28"/>
               </w:rPr>
@@ -3191,7 +3513,7 @@
               <w:snapToGrid w:val="0"/>
               <w:jc w:val="left"/>
               <w:rPr>
-                <w:rFonts w:ascii="方正仿宋_GBK" w:eastAsia="方正仿宋_GBK" w:hAnsi="楷体"/>
+                <w:rFonts w:ascii="方正仿宋_GBK" w:eastAsia="方正仿宋_GBK" w:hAnsi="楷体" w:hint="eastAsia"/>
                 <w:sz w:val="22"/>
                 <w:szCs w:val="28"/>
               </w:rPr>
@@ -3231,7 +3553,7 @@
               <w:snapToGrid w:val="0"/>
               <w:jc w:val="left"/>
               <w:rPr>
-                <w:rFonts w:ascii="方正仿宋_GBK" w:eastAsia="方正仿宋_GBK" w:hAnsi="楷体"/>
+                <w:rFonts w:ascii="方正仿宋_GBK" w:eastAsia="方正仿宋_GBK" w:hAnsi="楷体" w:hint="eastAsia"/>
                 <w:sz w:val="22"/>
                 <w:szCs w:val="28"/>
               </w:rPr>
@@ -3276,7 +3598,7 @@
               <w:snapToGrid w:val="0"/>
               <w:jc w:val="left"/>
               <w:rPr>
-                <w:rFonts w:ascii="方正仿宋_GBK" w:eastAsia="方正仿宋_GBK" w:hAnsi="楷体"/>
+                <w:rFonts w:ascii="方正仿宋_GBK" w:eastAsia="方正仿宋_GBK" w:hAnsi="楷体" w:hint="eastAsia"/>
                 <w:sz w:val="22"/>
                 <w:szCs w:val="28"/>
               </w:rPr>
@@ -3318,7 +3640,7 @@
               <w:snapToGrid w:val="0"/>
               <w:jc w:val="left"/>
               <w:rPr>
-                <w:rFonts w:ascii="方正仿宋_GBK" w:eastAsia="方正仿宋_GBK" w:hAnsi="楷体"/>
+                <w:rFonts w:ascii="方正仿宋_GBK" w:eastAsia="方正仿宋_GBK" w:hAnsi="楷体" w:hint="eastAsia"/>
                 <w:sz w:val="22"/>
                 <w:szCs w:val="28"/>
               </w:rPr>
@@ -3358,7 +3680,7 @@
               <w:snapToGrid w:val="0"/>
               <w:jc w:val="left"/>
               <w:rPr>
-                <w:rFonts w:ascii="方正仿宋_GBK" w:eastAsia="方正仿宋_GBK" w:hAnsi="楷体"/>
+                <w:rFonts w:ascii="方正仿宋_GBK" w:eastAsia="方正仿宋_GBK" w:hAnsi="楷体" w:hint="eastAsia"/>
                 <w:sz w:val="22"/>
                 <w:szCs w:val="28"/>
               </w:rPr>
@@ -3398,7 +3720,7 @@
               <w:snapToGrid w:val="0"/>
               <w:jc w:val="left"/>
               <w:rPr>
-                <w:rFonts w:ascii="方正仿宋_GBK" w:eastAsia="方正仿宋_GBK" w:hAnsi="楷体"/>
+                <w:rFonts w:ascii="方正仿宋_GBK" w:eastAsia="方正仿宋_GBK" w:hAnsi="楷体" w:hint="eastAsia"/>
                 <w:sz w:val="22"/>
                 <w:szCs w:val="28"/>
               </w:rPr>
@@ -3443,7 +3765,7 @@
               <w:snapToGrid w:val="0"/>
               <w:jc w:val="left"/>
               <w:rPr>
-                <w:rFonts w:ascii="方正仿宋_GBK" w:eastAsia="方正仿宋_GBK" w:hAnsi="楷体"/>
+                <w:rFonts w:ascii="方正仿宋_GBK" w:eastAsia="方正仿宋_GBK" w:hAnsi="楷体" w:hint="eastAsia"/>
                 <w:sz w:val="22"/>
                 <w:szCs w:val="28"/>
               </w:rPr>
@@ -3485,7 +3807,7 @@
               <w:snapToGrid w:val="0"/>
               <w:jc w:val="left"/>
               <w:rPr>
-                <w:rFonts w:ascii="方正仿宋_GBK" w:eastAsia="方正仿宋_GBK" w:hAnsi="楷体"/>
+                <w:rFonts w:ascii="方正仿宋_GBK" w:eastAsia="方正仿宋_GBK" w:hAnsi="楷体" w:hint="eastAsia"/>
                 <w:sz w:val="22"/>
                 <w:szCs w:val="28"/>
               </w:rPr>
@@ -3525,7 +3847,7 @@
               <w:snapToGrid w:val="0"/>
               <w:jc w:val="left"/>
               <w:rPr>
-                <w:rFonts w:ascii="方正仿宋_GBK" w:eastAsia="方正仿宋_GBK" w:hAnsi="楷体"/>
+                <w:rFonts w:ascii="方正仿宋_GBK" w:eastAsia="方正仿宋_GBK" w:hAnsi="楷体" w:hint="eastAsia"/>
                 <w:sz w:val="22"/>
                 <w:szCs w:val="28"/>
               </w:rPr>
@@ -3565,7 +3887,7 @@
               <w:snapToGrid w:val="0"/>
               <w:jc w:val="left"/>
               <w:rPr>
-                <w:rFonts w:ascii="方正仿宋_GBK" w:eastAsia="方正仿宋_GBK" w:hAnsi="楷体"/>
+                <w:rFonts w:ascii="方正仿宋_GBK" w:eastAsia="方正仿宋_GBK" w:hAnsi="楷体" w:hint="eastAsia"/>
                 <w:sz w:val="22"/>
                 <w:szCs w:val="28"/>
               </w:rPr>
@@ -3610,7 +3932,7 @@
               <w:snapToGrid w:val="0"/>
               <w:jc w:val="left"/>
               <w:rPr>
-                <w:rFonts w:ascii="方正仿宋_GBK" w:eastAsia="方正仿宋_GBK" w:hAnsi="楷体"/>
+                <w:rFonts w:ascii="方正仿宋_GBK" w:eastAsia="方正仿宋_GBK" w:hAnsi="楷体" w:hint="eastAsia"/>
                 <w:sz w:val="22"/>
                 <w:szCs w:val="28"/>
               </w:rPr>
@@ -3652,7 +3974,7 @@
               <w:snapToGrid w:val="0"/>
               <w:jc w:val="left"/>
               <w:rPr>
-                <w:rFonts w:ascii="方正仿宋_GBK" w:eastAsia="方正仿宋_GBK" w:hAnsi="楷体"/>
+                <w:rFonts w:ascii="方正仿宋_GBK" w:eastAsia="方正仿宋_GBK" w:hAnsi="楷体" w:hint="eastAsia"/>
                 <w:sz w:val="22"/>
                 <w:szCs w:val="28"/>
               </w:rPr>
@@ -3692,7 +4014,7 @@
               <w:snapToGrid w:val="0"/>
               <w:jc w:val="left"/>
               <w:rPr>
-                <w:rFonts w:ascii="方正仿宋_GBK" w:eastAsia="方正仿宋_GBK" w:hAnsi="楷体"/>
+                <w:rFonts w:ascii="方正仿宋_GBK" w:eastAsia="方正仿宋_GBK" w:hAnsi="楷体" w:hint="eastAsia"/>
                 <w:sz w:val="22"/>
                 <w:szCs w:val="28"/>
               </w:rPr>
@@ -3732,7 +4054,7 @@
               <w:snapToGrid w:val="0"/>
               <w:jc w:val="left"/>
               <w:rPr>
-                <w:rFonts w:ascii="方正仿宋_GBK" w:eastAsia="方正仿宋_GBK" w:hAnsi="楷体"/>
+                <w:rFonts w:ascii="方正仿宋_GBK" w:eastAsia="方正仿宋_GBK" w:hAnsi="楷体" w:hint="eastAsia"/>
                 <w:sz w:val="22"/>
                 <w:szCs w:val="28"/>
               </w:rPr>
